--- a/Bases de Datos II/Kit docente/Clase 8/Solucion Taller Clase 8 - VetCare.docx
+++ b/Bases de Datos II/Kit docente/Clase 8/Solucion Taller Clase 8 - VetCare.docx
@@ -38,6 +38,7 @@
       <w:r>
         <w:rPr>
           <w:rFonts w:ascii="Consolas" w:hAnsi="Consolas"/>
+          <w:b w:val="0"/>
           <w:i/>
           <w:color w:val="111111"/>
           <w:sz w:val="20"/>
@@ -74,6 +75,7 @@
       <w:r>
         <w:rPr>
           <w:rFonts w:ascii="Consolas" w:hAnsi="Consolas"/>
+          <w:b w:val="0"/>
           <w:color w:val="111111"/>
           <w:sz w:val="21"/>
         </w:rPr>
@@ -90,6 +92,7 @@
       <w:r>
         <w:rPr>
           <w:rFonts w:ascii="Consolas" w:hAnsi="Consolas"/>
+          <w:b w:val="0"/>
           <w:color w:val="111111"/>
           <w:sz w:val="21"/>
         </w:rPr>
@@ -170,6 +173,7 @@
       <w:r>
         <w:rPr>
           <w:rFonts w:ascii="Consolas" w:hAnsi="Consolas"/>
+          <w:b w:val="0"/>
           <w:color w:val="111111"/>
           <w:sz w:val="21"/>
         </w:rPr>
@@ -186,6 +190,7 @@
       <w:r>
         <w:rPr>
           <w:rFonts w:ascii="Consolas" w:hAnsi="Consolas"/>
+          <w:b w:val="0"/>
           <w:color w:val="111111"/>
           <w:sz w:val="21"/>
         </w:rPr>
@@ -226,6 +231,7 @@
       <w:r>
         <w:rPr>
           <w:rFonts w:ascii="Consolas" w:hAnsi="Consolas"/>
+          <w:b w:val="0"/>
           <w:i/>
           <w:color w:val="111111"/>
           <w:sz w:val="20"/>
@@ -244,6 +250,7 @@
       <w:r>
         <w:rPr>
           <w:rFonts w:ascii="Consolas" w:hAnsi="Consolas"/>
+          <w:b w:val="0"/>
           <w:i/>
           <w:color w:val="111111"/>
           <w:sz w:val="20"/>
@@ -266,70 +273,17 @@
           <w:color w:val="4A4A49"/>
           <w:sz w:val="21"/>
         </w:rPr>
-        <w:t>No se pone `COMMIT` ni `ROLLBACK` dentro del procedimiento:</w:t>
-      </w:r>
-      <w:r>
-        <w:rPr>
-          <w:b w:val="0"/>
-          <w:i/>
-          <w:color w:val="4A4A49"/>
-          <w:sz w:val="21"/>
-        </w:rPr>
-        <w:t xml:space="preserve"> cada sentencia de nivel superior ya es su propia transaccion, y si el procedimiento lanza una excepcion, todo lo que hizo se deshace solo. Y una diferencia que en Oracle es un error y aqui no: una funcion </w:t>
-      </w:r>
-      <w:r>
-        <w:rPr>
+        <w:t xml:space="preserve">No se pone </w:t>
+      </w:r>
+      <w:r>
+        <w:rPr>
+          <w:rFonts w:ascii="Consolas" w:hAnsi="Consolas"/>
           <w:b/>
           <w:i/>
-          <w:color w:val="4A4A49"/>
-          <w:sz w:val="21"/>
-        </w:rPr>
-        <w:t>puede</w:t>
-      </w:r>
-      <w:r>
-        <w:rPr>
-          <w:b w:val="0"/>
-          <w:i/>
-          <w:color w:val="4A4A49"/>
-          <w:sz w:val="21"/>
-        </w:rPr>
-        <w:t xml:space="preserve"> ejecutar </w:t>
-      </w:r>
-      <w:r>
-        <w:rPr>
-          <w:rFonts w:ascii="Consolas" w:hAnsi="Consolas"/>
-          <w:i/>
           <w:color w:val="111111"/>
           <w:sz w:val="20"/>
         </w:rPr>
-        <w:t>UPDATE</w:t>
-      </w:r>
-      <w:r>
-        <w:rPr>
-          <w:b w:val="0"/>
-          <w:i/>
-          <w:color w:val="4A4A49"/>
-          <w:sz w:val="21"/>
-        </w:rPr>
-        <w:t xml:space="preserve"> y llamarse desde un </w:t>
-      </w:r>
-      <w:r>
-        <w:rPr>
-          <w:rFonts w:ascii="Consolas" w:hAnsi="Consolas"/>
-          <w:i/>
-          <w:color w:val="111111"/>
-          <w:sz w:val="20"/>
-        </w:rPr>
-        <w:t>SELECT</w:t>
-      </w:r>
-      <w:r>
-        <w:rPr>
-          <w:b w:val="0"/>
-          <w:i/>
-          <w:color w:val="4A4A49"/>
-          <w:sz w:val="21"/>
-        </w:rPr>
-        <w:t xml:space="preserve">, que es exactamente lo que hace la pregunta 3. Dos avisos operativos. Uno: cada pregunta arranca con su propia base recien sembrada, asi que la pregunta 2 </w:t>
+        <w:t>COMMIT</w:t>
       </w:r>
       <w:r>
         <w:rPr>
@@ -338,6 +292,99 @@
           <w:color w:val="4A4A49"/>
           <w:sz w:val="21"/>
         </w:rPr>
+        <w:t xml:space="preserve"> ni </w:t>
+      </w:r>
+      <w:r>
+        <w:rPr>
+          <w:rFonts w:ascii="Consolas" w:hAnsi="Consolas"/>
+          <w:b/>
+          <w:i/>
+          <w:color w:val="111111"/>
+          <w:sz w:val="20"/>
+        </w:rPr>
+        <w:t>ROLLBACK</w:t>
+      </w:r>
+      <w:r>
+        <w:rPr>
+          <w:b/>
+          <w:i/>
+          <w:color w:val="4A4A49"/>
+          <w:sz w:val="21"/>
+        </w:rPr>
+        <w:t xml:space="preserve"> dentro del procedimiento:</w:t>
+      </w:r>
+      <w:r>
+        <w:rPr>
+          <w:b w:val="0"/>
+          <w:i/>
+          <w:color w:val="4A4A49"/>
+          <w:sz w:val="21"/>
+        </w:rPr>
+        <w:t xml:space="preserve"> cada sentencia de nivel superior ya es su propia transaccion, y si el procedimiento lanza una excepcion, todo lo que hizo se deshace solo. Y una diferencia que en Oracle es un error y aqui no: una funcion </w:t>
+      </w:r>
+      <w:r>
+        <w:rPr>
+          <w:b/>
+          <w:i/>
+          <w:color w:val="4A4A49"/>
+          <w:sz w:val="21"/>
+        </w:rPr>
+        <w:t>puede</w:t>
+      </w:r>
+      <w:r>
+        <w:rPr>
+          <w:b w:val="0"/>
+          <w:i/>
+          <w:color w:val="4A4A49"/>
+          <w:sz w:val="21"/>
+        </w:rPr>
+        <w:t xml:space="preserve"> ejecutar </w:t>
+      </w:r>
+      <w:r>
+        <w:rPr>
+          <w:rFonts w:ascii="Consolas" w:hAnsi="Consolas"/>
+          <w:b w:val="0"/>
+          <w:i/>
+          <w:color w:val="111111"/>
+          <w:sz w:val="20"/>
+        </w:rPr>
+        <w:t>UPDATE</w:t>
+      </w:r>
+      <w:r>
+        <w:rPr>
+          <w:b w:val="0"/>
+          <w:i/>
+          <w:color w:val="4A4A49"/>
+          <w:sz w:val="21"/>
+        </w:rPr>
+        <w:t xml:space="preserve"> y llamarse desde un </w:t>
+      </w:r>
+      <w:r>
+        <w:rPr>
+          <w:rFonts w:ascii="Consolas" w:hAnsi="Consolas"/>
+          <w:b w:val="0"/>
+          <w:i/>
+          <w:color w:val="111111"/>
+          <w:sz w:val="20"/>
+        </w:rPr>
+        <w:t>SELECT</w:t>
+      </w:r>
+      <w:r>
+        <w:rPr>
+          <w:b w:val="0"/>
+          <w:i/>
+          <w:color w:val="4A4A49"/>
+          <w:sz w:val="21"/>
+        </w:rPr>
+        <w:t xml:space="preserve">, que es exactamente lo que hace la pregunta 3. Dos avisos operativos. Uno: cada pregunta arranca con su propia base recien sembrada, asi que la pregunta 2 </w:t>
+      </w:r>
+      <w:r>
+        <w:rPr>
+          <w:b/>
+          <w:i/>
+          <w:color w:val="4A4A49"/>
+          <w:sz w:val="21"/>
+        </w:rPr>
         <w:t>ya trae</w:t>
       </w:r>
       <w:r>
@@ -352,6 +399,7 @@
       <w:r>
         <w:rPr>
           <w:rFonts w:ascii="Consolas" w:hAnsi="Consolas"/>
+          <w:b w:val="0"/>
           <w:i/>
           <w:color w:val="111111"/>
           <w:sz w:val="20"/>
@@ -432,6 +480,7 @@
       <w:r>
         <w:rPr>
           <w:rFonts w:ascii="Consolas" w:hAnsi="Consolas"/>
+          <w:b w:val="0"/>
           <w:color w:val="111111"/>
           <w:sz w:val="21"/>
         </w:rPr>
@@ -453,6 +502,7 @@
       <w:r>
         <w:rPr>
           <w:rFonts w:ascii="Consolas" w:hAnsi="Consolas"/>
+          <w:b w:val="0"/>
           <w:color w:val="111111"/>
           <w:sz w:val="21"/>
         </w:rPr>
@@ -474,6 +524,7 @@
       <w:r>
         <w:rPr>
           <w:rFonts w:ascii="Consolas" w:hAnsi="Consolas"/>
+          <w:b w:val="0"/>
           <w:color w:val="111111"/>
           <w:sz w:val="21"/>
         </w:rPr>
@@ -503,7 +554,7 @@
           <w:color w:val="4A4A49"/>
           <w:sz w:val="22"/>
         </w:rPr>
-        <w:t>Entregable: Script transaccional + checklist tuning del PI (1 pag.)</w:t>
+        <w:t>Entregable: sp_facturar + fn_descontar_stock + seccion Transacciones y tuning del informe (1 pag.)</w:t>
       </w:r>
     </w:p>
     <w:p>
@@ -667,6 +718,7 @@
             <w:r>
               <w:rPr>
                 <w:rFonts w:ascii="Consolas" w:hAnsi="Consolas"/>
+                <w:b w:val="0"/>
                 <w:color w:val="111111"/>
                 <w:sz w:val="19"/>
               </w:rPr>
@@ -736,6 +788,7 @@
             <w:r>
               <w:rPr>
                 <w:rFonts w:ascii="Consolas" w:hAnsi="Consolas"/>
+                <w:b w:val="0"/>
                 <w:color w:val="111111"/>
                 <w:sz w:val="19"/>
               </w:rPr>
@@ -803,6 +856,7 @@
             <w:r>
               <w:rPr>
                 <w:rFonts w:ascii="Consolas" w:hAnsi="Consolas"/>
+                <w:b w:val="0"/>
                 <w:color w:val="111111"/>
                 <w:sz w:val="19"/>
               </w:rPr>
@@ -872,6 +926,7 @@
             <w:r>
               <w:rPr>
                 <w:rFonts w:ascii="Consolas" w:hAnsi="Consolas"/>
+                <w:b w:val="0"/>
                 <w:color w:val="111111"/>
                 <w:sz w:val="19"/>
               </w:rPr>
@@ -939,6 +994,7 @@
             <w:r>
               <w:rPr>
                 <w:rFonts w:ascii="Consolas" w:hAnsi="Consolas"/>
+                <w:b w:val="0"/>
                 <w:color w:val="111111"/>
                 <w:sz w:val="19"/>
               </w:rPr>
@@ -2742,6 +2798,7 @@
       <w:r>
         <w:rPr>
           <w:rFonts w:ascii="Consolas" w:hAnsi="Consolas"/>
+          <w:b w:val="0"/>
           <w:color w:val="111111"/>
           <w:sz w:val="21"/>
         </w:rPr>
@@ -2774,6 +2831,7 @@
       <w:r>
         <w:rPr>
           <w:rFonts w:ascii="Consolas" w:hAnsi="Consolas"/>
+          <w:b w:val="0"/>
           <w:color w:val="111111"/>
           <w:sz w:val="21"/>
         </w:rPr>
@@ -2790,6 +2848,7 @@
       <w:r>
         <w:rPr>
           <w:rFonts w:ascii="Consolas" w:hAnsi="Consolas"/>
+          <w:b w:val="0"/>
           <w:color w:val="111111"/>
           <w:sz w:val="21"/>
         </w:rPr>
@@ -2806,6 +2865,7 @@
       <w:r>
         <w:rPr>
           <w:rFonts w:ascii="Consolas" w:hAnsi="Consolas"/>
+          <w:b w:val="0"/>
           <w:color w:val="111111"/>
           <w:sz w:val="21"/>
         </w:rPr>
@@ -2822,6 +2882,7 @@
       <w:r>
         <w:rPr>
           <w:rFonts w:ascii="Consolas" w:hAnsi="Consolas"/>
+          <w:b w:val="0"/>
           <w:color w:val="111111"/>
           <w:sz w:val="21"/>
         </w:rPr>
@@ -2838,6 +2899,7 @@
       <w:r>
         <w:rPr>
           <w:rFonts w:ascii="Consolas" w:hAnsi="Consolas"/>
+          <w:b w:val="0"/>
           <w:color w:val="111111"/>
           <w:sz w:val="21"/>
         </w:rPr>
@@ -2854,6 +2916,7 @@
       <w:r>
         <w:rPr>
           <w:rFonts w:ascii="Consolas" w:hAnsi="Consolas"/>
+          <w:b w:val="0"/>
           <w:color w:val="111111"/>
           <w:sz w:val="21"/>
         </w:rPr>
@@ -2870,6 +2933,7 @@
       <w:r>
         <w:rPr>
           <w:rFonts w:ascii="Consolas" w:hAnsi="Consolas"/>
+          <w:b w:val="0"/>
           <w:color w:val="111111"/>
           <w:sz w:val="21"/>
         </w:rPr>
@@ -2894,7 +2958,24 @@
           <w:color w:val="4A4A49"/>
           <w:sz w:val="22"/>
         </w:rPr>
-        <w:t>5 pts — `RETURNING id_factura INTO v_id_factura`.</w:t>
+        <w:t xml:space="preserve">5 pts — </w:t>
+      </w:r>
+      <w:r>
+        <w:rPr>
+          <w:rFonts w:ascii="Consolas" w:hAnsi="Consolas"/>
+          <w:b/>
+          <w:color w:val="111111"/>
+          <w:sz w:val="21"/>
+        </w:rPr>
+        <w:t>RETURNING id_factura INTO v_id_factura</w:t>
+      </w:r>
+      <w:r>
+        <w:rPr>
+          <w:b/>
+          <w:color w:val="4A4A49"/>
+          <w:sz w:val="22"/>
+        </w:rPr>
+        <w:t>.</w:t>
       </w:r>
       <w:r>
         <w:rPr>
@@ -2907,6 +2988,7 @@
       <w:r>
         <w:rPr>
           <w:rFonts w:ascii="Consolas" w:hAnsi="Consolas"/>
+          <w:b w:val="0"/>
           <w:color w:val="111111"/>
           <w:sz w:val="21"/>
         </w:rPr>
@@ -2923,6 +3005,7 @@
       <w:r>
         <w:rPr>
           <w:rFonts w:ascii="Consolas" w:hAnsi="Consolas"/>
+          <w:b w:val="0"/>
           <w:color w:val="111111"/>
           <w:sz w:val="21"/>
         </w:rPr>
@@ -2939,6 +3022,7 @@
       <w:r>
         <w:rPr>
           <w:rFonts w:ascii="Consolas" w:hAnsi="Consolas"/>
+          <w:b w:val="0"/>
           <w:color w:val="111111"/>
           <w:sz w:val="21"/>
         </w:rPr>
@@ -2963,7 +3047,24 @@
           <w:color w:val="4A4A49"/>
           <w:sz w:val="22"/>
         </w:rPr>
-        <w:t>12 pts — el nucleo: el bucle con el `UPDATE` condicional.</w:t>
+        <w:t xml:space="preserve">12 pts — el nucleo: el bucle con el </w:t>
+      </w:r>
+      <w:r>
+        <w:rPr>
+          <w:rFonts w:ascii="Consolas" w:hAnsi="Consolas"/>
+          <w:b/>
+          <w:color w:val="111111"/>
+          <w:sz w:val="21"/>
+        </w:rPr>
+        <w:t>UPDATE</w:t>
+      </w:r>
+      <w:r>
+        <w:rPr>
+          <w:b/>
+          <w:color w:val="4A4A49"/>
+          <w:sz w:val="22"/>
+        </w:rPr>
+        <w:t xml:space="preserve"> condicional.</w:t>
       </w:r>
       <w:r>
         <w:rPr>
@@ -2976,6 +3077,7 @@
       <w:r>
         <w:rPr>
           <w:rFonts w:ascii="Consolas" w:hAnsi="Consolas"/>
+          <w:b w:val="0"/>
           <w:color w:val="111111"/>
           <w:sz w:val="21"/>
         </w:rPr>
@@ -2995,7 +3097,33 @@
           <w:color w:val="4A4A49"/>
           <w:sz w:val="22"/>
         </w:rPr>
-        <w:t>5 pts que la comprobacion del stock este en el `WHERE` del `UPDATE`</w:t>
+        <w:t xml:space="preserve">5 pts que la comprobacion del stock este en el </w:t>
+      </w:r>
+      <w:r>
+        <w:rPr>
+          <w:rFonts w:ascii="Consolas" w:hAnsi="Consolas"/>
+          <w:b/>
+          <w:color w:val="111111"/>
+          <w:sz w:val="21"/>
+        </w:rPr>
+        <w:t>WHERE</w:t>
+      </w:r>
+      <w:r>
+        <w:rPr>
+          <w:b/>
+          <w:color w:val="4A4A49"/>
+          <w:sz w:val="22"/>
+        </w:rPr>
+        <w:t xml:space="preserve"> del </w:t>
+      </w:r>
+      <w:r>
+        <w:rPr>
+          <w:rFonts w:ascii="Consolas" w:hAnsi="Consolas"/>
+          <w:b/>
+          <w:color w:val="111111"/>
+          <w:sz w:val="21"/>
+        </w:rPr>
+        <w:t>UPDATE</w:t>
       </w:r>
       <w:r>
         <w:rPr>
@@ -3008,6 +3136,7 @@
       <w:r>
         <w:rPr>
           <w:rFonts w:ascii="Consolas" w:hAnsi="Consolas"/>
+          <w:b w:val="0"/>
           <w:color w:val="111111"/>
           <w:sz w:val="21"/>
         </w:rPr>
@@ -3024,6 +3153,7 @@
       <w:r>
         <w:rPr>
           <w:rFonts w:ascii="Consolas" w:hAnsi="Consolas"/>
+          <w:b w:val="0"/>
           <w:color w:val="111111"/>
           <w:sz w:val="21"/>
         </w:rPr>
@@ -3040,6 +3170,7 @@
       <w:r>
         <w:rPr>
           <w:rFonts w:ascii="Consolas" w:hAnsi="Consolas"/>
+          <w:b w:val="0"/>
           <w:color w:val="111111"/>
           <w:sz w:val="21"/>
         </w:rPr>
@@ -3056,6 +3187,7 @@
       <w:r>
         <w:rPr>
           <w:rFonts w:ascii="Consolas" w:hAnsi="Consolas"/>
+          <w:b w:val="0"/>
           <w:color w:val="111111"/>
           <w:sz w:val="21"/>
         </w:rPr>
@@ -3093,6 +3225,7 @@
       <w:r>
         <w:rPr>
           <w:rFonts w:ascii="Consolas" w:hAnsi="Consolas"/>
+          <w:b w:val="0"/>
           <w:color w:val="111111"/>
           <w:sz w:val="21"/>
         </w:rPr>
@@ -3125,6 +3258,7 @@
       <w:r>
         <w:rPr>
           <w:rFonts w:ascii="Consolas" w:hAnsi="Consolas"/>
+          <w:b w:val="0"/>
           <w:color w:val="111111"/>
           <w:sz w:val="21"/>
         </w:rPr>
@@ -3141,6 +3275,7 @@
       <w:r>
         <w:rPr>
           <w:rFonts w:ascii="Consolas" w:hAnsi="Consolas"/>
+          <w:b w:val="0"/>
           <w:color w:val="111111"/>
           <w:sz w:val="21"/>
         </w:rPr>
@@ -3157,6 +3292,7 @@
       <w:r>
         <w:rPr>
           <w:rFonts w:ascii="Consolas" w:hAnsi="Consolas"/>
+          <w:b w:val="0"/>
           <w:color w:val="111111"/>
           <w:sz w:val="21"/>
         </w:rPr>
@@ -3242,6 +3378,7 @@
       <w:r>
         <w:rPr>
           <w:rFonts w:ascii="Consolas" w:hAnsi="Consolas"/>
+          <w:b w:val="0"/>
           <w:color w:val="111111"/>
           <w:sz w:val="21"/>
         </w:rPr>
@@ -3258,6 +3395,7 @@
       <w:r>
         <w:rPr>
           <w:rFonts w:ascii="Consolas" w:hAnsi="Consolas"/>
+          <w:b w:val="0"/>
           <w:color w:val="111111"/>
           <w:sz w:val="21"/>
         </w:rPr>
@@ -3282,7 +3420,41 @@
           <w:color w:val="4A4A49"/>
           <w:sz w:val="22"/>
         </w:rPr>
-        <w:t>3 pts — no aparece `COMMIT` dentro del procedimiento y no aparece `SQL%ROWCOUNT`.</w:t>
+        <w:t xml:space="preserve">3 pts — no aparece </w:t>
+      </w:r>
+      <w:r>
+        <w:rPr>
+          <w:rFonts w:ascii="Consolas" w:hAnsi="Consolas"/>
+          <w:b/>
+          <w:color w:val="111111"/>
+          <w:sz w:val="21"/>
+        </w:rPr>
+        <w:t>COMMIT</w:t>
+      </w:r>
+      <w:r>
+        <w:rPr>
+          <w:b/>
+          <w:color w:val="4A4A49"/>
+          <w:sz w:val="22"/>
+        </w:rPr>
+        <w:t xml:space="preserve"> dentro del procedimiento y no aparece </w:t>
+      </w:r>
+      <w:r>
+        <w:rPr>
+          <w:rFonts w:ascii="Consolas" w:hAnsi="Consolas"/>
+          <w:b/>
+          <w:color w:val="111111"/>
+          <w:sz w:val="21"/>
+        </w:rPr>
+        <w:t>SQL%ROWCOUNT</w:t>
+      </w:r>
+      <w:r>
+        <w:rPr>
+          <w:b/>
+          <w:color w:val="4A4A49"/>
+          <w:sz w:val="22"/>
+        </w:rPr>
+        <w:t>.</w:t>
       </w:r>
       <w:r>
         <w:rPr>
@@ -3295,6 +3467,7 @@
       <w:r>
         <w:rPr>
           <w:rFonts w:ascii="Consolas" w:hAnsi="Consolas"/>
+          <w:b w:val="0"/>
           <w:color w:val="111111"/>
           <w:sz w:val="21"/>
         </w:rPr>
@@ -3361,6 +3534,7 @@
       <w:r>
         <w:rPr>
           <w:rFonts w:ascii="Consolas" w:hAnsi="Consolas"/>
+          <w:b w:val="0"/>
           <w:color w:val="111111"/>
           <w:sz w:val="21"/>
         </w:rPr>
@@ -3393,6 +3567,7 @@
       <w:r>
         <w:rPr>
           <w:rFonts w:ascii="Consolas" w:hAnsi="Consolas"/>
+          <w:b w:val="0"/>
           <w:color w:val="111111"/>
           <w:sz w:val="21"/>
         </w:rPr>
@@ -3409,6 +3584,7 @@
       <w:r>
         <w:rPr>
           <w:rFonts w:ascii="Consolas" w:hAnsi="Consolas"/>
+          <w:b w:val="0"/>
           <w:color w:val="111111"/>
           <w:sz w:val="21"/>
         </w:rPr>
@@ -3425,6 +3601,7 @@
       <w:r>
         <w:rPr>
           <w:rFonts w:ascii="Consolas" w:hAnsi="Consolas"/>
+          <w:b w:val="0"/>
           <w:color w:val="111111"/>
           <w:sz w:val="21"/>
         </w:rPr>
@@ -3449,7 +3626,24 @@
           <w:color w:val="4A4A49"/>
           <w:sz w:val="22"/>
         </w:rPr>
-        <w:t>Poner `COMMIT` dentro del procedimiento,</w:t>
+        <w:t xml:space="preserve">Poner </w:t>
+      </w:r>
+      <w:r>
+        <w:rPr>
+          <w:rFonts w:ascii="Consolas" w:hAnsi="Consolas"/>
+          <w:b/>
+          <w:color w:val="111111"/>
+          <w:sz w:val="21"/>
+        </w:rPr>
+        <w:t>COMMIT</w:t>
+      </w:r>
+      <w:r>
+        <w:rPr>
+          <w:b/>
+          <w:color w:val="4A4A49"/>
+          <w:sz w:val="22"/>
+        </w:rPr>
+        <w:t xml:space="preserve"> dentro del procedimiento,</w:t>
       </w:r>
       <w:r>
         <w:rPr>
@@ -3478,6 +3672,7 @@
       <w:r>
         <w:rPr>
           <w:rFonts w:ascii="Consolas" w:hAnsi="Consolas"/>
+          <w:b w:val="0"/>
           <w:color w:val="111111"/>
           <w:sz w:val="21"/>
         </w:rPr>
@@ -3498,11 +3693,20 @@
       </w:pPr>
       <w:r>
         <w:rPr>
+          <w:rFonts w:ascii="Consolas" w:hAnsi="Consolas"/>
           <w:b/>
-          <w:color w:val="4A4A49"/>
-          <w:sz w:val="22"/>
-        </w:rPr>
-        <w:t>`GET DIAGNOSTICS` sin usar,</w:t>
+          <w:color w:val="111111"/>
+          <w:sz w:val="21"/>
+        </w:rPr>
+        <w:t>GET DIAGNOSTICS</w:t>
+      </w:r>
+      <w:r>
+        <w:rPr>
+          <w:b/>
+          <w:color w:val="4A4A49"/>
+          <w:sz w:val="22"/>
+        </w:rPr>
+        <w:t xml:space="preserve"> sin usar,</w:t>
       </w:r>
       <w:r>
         <w:rPr>
@@ -3515,6 +3719,7 @@
       <w:r>
         <w:rPr>
           <w:rFonts w:ascii="Consolas" w:hAnsi="Consolas"/>
+          <w:b w:val="0"/>
           <w:color w:val="111111"/>
           <w:sz w:val="21"/>
         </w:rPr>
@@ -3531,6 +3736,7 @@
       <w:r>
         <w:rPr>
           <w:rFonts w:ascii="Consolas" w:hAnsi="Consolas"/>
+          <w:b w:val="0"/>
           <w:color w:val="111111"/>
           <w:sz w:val="21"/>
         </w:rPr>
@@ -3547,6 +3753,7 @@
       <w:r>
         <w:rPr>
           <w:rFonts w:ascii="Consolas" w:hAnsi="Consolas"/>
+          <w:b w:val="0"/>
           <w:color w:val="111111"/>
           <w:sz w:val="21"/>
         </w:rPr>
@@ -3563,6 +3770,7 @@
       <w:r>
         <w:rPr>
           <w:rFonts w:ascii="Consolas" w:hAnsi="Consolas"/>
+          <w:b w:val="0"/>
           <w:color w:val="111111"/>
           <w:sz w:val="21"/>
         </w:rPr>
@@ -3599,11 +3807,20 @@
       </w:pPr>
       <w:r>
         <w:rPr>
+          <w:rFonts w:ascii="Consolas" w:hAnsi="Consolas"/>
           <w:b/>
-          <w:color w:val="4A4A49"/>
-          <w:sz w:val="22"/>
-        </w:rPr>
-        <w:t>`v_total := v_total + v_precio`,</w:t>
+          <w:color w:val="111111"/>
+          <w:sz w:val="21"/>
+        </w:rPr>
+        <w:t>v_total := v_total + v_precio</w:t>
+      </w:r>
+      <w:r>
+        <w:rPr>
+          <w:b/>
+          <w:color w:val="4A4A49"/>
+          <w:sz w:val="22"/>
+        </w:rPr>
+        <w:t>,</w:t>
       </w:r>
       <w:r>
         <w:rPr>
@@ -3632,6 +3849,7 @@
       <w:r>
         <w:rPr>
           <w:rFonts w:ascii="Consolas" w:hAnsi="Consolas"/>
+          <w:b w:val="0"/>
           <w:color w:val="111111"/>
           <w:sz w:val="21"/>
         </w:rPr>
@@ -3656,7 +3874,24 @@
           <w:color w:val="4A4A49"/>
           <w:sz w:val="22"/>
         </w:rPr>
-        <w:t>El `INSERT` del detalle fuera del bucle,</w:t>
+        <w:t xml:space="preserve">El </w:t>
+      </w:r>
+      <w:r>
+        <w:rPr>
+          <w:rFonts w:ascii="Consolas" w:hAnsi="Consolas"/>
+          <w:b/>
+          <w:color w:val="111111"/>
+          <w:sz w:val="21"/>
+        </w:rPr>
+        <w:t>INSERT</w:t>
+      </w:r>
+      <w:r>
+        <w:rPr>
+          <w:b/>
+          <w:color w:val="4A4A49"/>
+          <w:sz w:val="22"/>
+        </w:rPr>
+        <w:t xml:space="preserve"> del detalle fuera del bucle,</w:t>
       </w:r>
       <w:r>
         <w:rPr>
@@ -3669,6 +3904,7 @@
       <w:r>
         <w:rPr>
           <w:rFonts w:ascii="Consolas" w:hAnsi="Consolas"/>
+          <w:b w:val="0"/>
           <w:color w:val="111111"/>
           <w:sz w:val="21"/>
         </w:rPr>
@@ -3701,6 +3937,7 @@
       <w:r>
         <w:rPr>
           <w:rFonts w:ascii="Consolas" w:hAnsi="Consolas"/>
+          <w:b w:val="0"/>
           <w:color w:val="111111"/>
           <w:sz w:val="21"/>
         </w:rPr>
@@ -3738,6 +3975,7 @@
       <w:r>
         <w:rPr>
           <w:rFonts w:ascii="Consolas" w:hAnsi="Consolas"/>
+          <w:b w:val="0"/>
           <w:color w:val="111111"/>
           <w:sz w:val="21"/>
         </w:rPr>
@@ -3770,6 +4008,7 @@
       <w:r>
         <w:rPr>
           <w:rFonts w:ascii="Consolas" w:hAnsi="Consolas"/>
+          <w:b w:val="0"/>
           <w:color w:val="111111"/>
           <w:sz w:val="21"/>
         </w:rPr>
@@ -3786,6 +4025,7 @@
       <w:r>
         <w:rPr>
           <w:rFonts w:ascii="Consolas" w:hAnsi="Consolas"/>
+          <w:b w:val="0"/>
           <w:color w:val="111111"/>
           <w:sz w:val="21"/>
         </w:rPr>
@@ -5648,6 +5888,7 @@
       <w:r>
         <w:rPr>
           <w:rFonts w:ascii="Consolas" w:hAnsi="Consolas"/>
+          <w:b w:val="0"/>
           <w:color w:val="111111"/>
           <w:sz w:val="21"/>
         </w:rPr>
@@ -5664,6 +5905,7 @@
       <w:r>
         <w:rPr>
           <w:rFonts w:ascii="Consolas" w:hAnsi="Consolas"/>
+          <w:b w:val="0"/>
           <w:color w:val="111111"/>
           <w:sz w:val="21"/>
         </w:rPr>
@@ -5680,6 +5922,7 @@
       <w:r>
         <w:rPr>
           <w:rFonts w:ascii="Consolas" w:hAnsi="Consolas"/>
+          <w:b w:val="0"/>
           <w:color w:val="111111"/>
           <w:sz w:val="21"/>
         </w:rPr>
@@ -5696,6 +5939,7 @@
       <w:r>
         <w:rPr>
           <w:rFonts w:ascii="Consolas" w:hAnsi="Consolas"/>
+          <w:b w:val="0"/>
           <w:color w:val="111111"/>
           <w:sz w:val="21"/>
         </w:rPr>
@@ -5712,6 +5956,7 @@
       <w:r>
         <w:rPr>
           <w:rFonts w:ascii="Consolas" w:hAnsi="Consolas"/>
+          <w:b w:val="0"/>
           <w:color w:val="111111"/>
           <w:sz w:val="21"/>
         </w:rPr>
@@ -5749,6 +5994,7 @@
       <w:r>
         <w:rPr>
           <w:rFonts w:ascii="Consolas" w:hAnsi="Consolas"/>
+          <w:b w:val="0"/>
           <w:color w:val="111111"/>
           <w:sz w:val="21"/>
         </w:rPr>
@@ -5765,6 +6011,7 @@
       <w:r>
         <w:rPr>
           <w:rFonts w:ascii="Consolas" w:hAnsi="Consolas"/>
+          <w:b w:val="0"/>
           <w:color w:val="111111"/>
           <w:sz w:val="21"/>
         </w:rPr>
@@ -5821,7 +6068,24 @@
           <w:color w:val="4A4A49"/>
           <w:sz w:val="22"/>
         </w:rPr>
-        <w:t>4 pts — la comparacion y la conclusion escritas en comentarios `--`.</w:t>
+        <w:t xml:space="preserve">4 pts — la comparacion y la conclusion escritas en comentarios </w:t>
+      </w:r>
+      <w:r>
+        <w:rPr>
+          <w:rFonts w:ascii="Consolas" w:hAnsi="Consolas"/>
+          <w:b/>
+          <w:color w:val="111111"/>
+          <w:sz w:val="21"/>
+        </w:rPr>
+        <w:t>--</w:t>
+      </w:r>
+      <w:r>
+        <w:rPr>
+          <w:b/>
+          <w:color w:val="4A4A49"/>
+          <w:sz w:val="22"/>
+        </w:rPr>
+        <w:t>.</w:t>
       </w:r>
       <w:r>
         <w:rPr>
@@ -5940,6 +6204,7 @@
       <w:r>
         <w:rPr>
           <w:rFonts w:ascii="Consolas" w:hAnsi="Consolas"/>
+          <w:b w:val="0"/>
           <w:color w:val="111111"/>
           <w:sz w:val="21"/>
         </w:rPr>
@@ -5990,6 +6255,7 @@
       <w:r>
         <w:rPr>
           <w:rFonts w:ascii="Consolas" w:hAnsi="Consolas"/>
+          <w:b w:val="0"/>
           <w:color w:val="111111"/>
           <w:sz w:val="21"/>
         </w:rPr>
@@ -6006,6 +6272,7 @@
       <w:r>
         <w:rPr>
           <w:rFonts w:ascii="Consolas" w:hAnsi="Consolas"/>
+          <w:b w:val="0"/>
           <w:color w:val="111111"/>
           <w:sz w:val="21"/>
         </w:rPr>
@@ -6115,7 +6382,41 @@
           <w:color w:val="4A4A49"/>
           <w:sz w:val="22"/>
         </w:rPr>
-        <w:t>Ejecutar el `CALL` invalido sin el `DO ... EXCEPTION`.</w:t>
+        <w:t xml:space="preserve">Ejecutar el </w:t>
+      </w:r>
+      <w:r>
+        <w:rPr>
+          <w:rFonts w:ascii="Consolas" w:hAnsi="Consolas"/>
+          <w:b/>
+          <w:color w:val="111111"/>
+          <w:sz w:val="21"/>
+        </w:rPr>
+        <w:t>CALL</w:t>
+      </w:r>
+      <w:r>
+        <w:rPr>
+          <w:b/>
+          <w:color w:val="4A4A49"/>
+          <w:sz w:val="22"/>
+        </w:rPr>
+        <w:t xml:space="preserve"> invalido sin el </w:t>
+      </w:r>
+      <w:r>
+        <w:rPr>
+          <w:rFonts w:ascii="Consolas" w:hAnsi="Consolas"/>
+          <w:b/>
+          <w:color w:val="111111"/>
+          <w:sz w:val="21"/>
+        </w:rPr>
+        <w:t>DO ... EXCEPTION</w:t>
+      </w:r>
+      <w:r>
+        <w:rPr>
+          <w:b/>
+          <w:color w:val="4A4A49"/>
+          <w:sz w:val="22"/>
+        </w:rPr>
+        <w:t>.</w:t>
       </w:r>
       <w:r>
         <w:rPr>
@@ -6149,6 +6450,7 @@
       <w:r>
         <w:rPr>
           <w:rFonts w:ascii="Consolas" w:hAnsi="Consolas"/>
+          <w:b w:val="0"/>
           <w:color w:val="111111"/>
           <w:sz w:val="21"/>
         </w:rPr>
@@ -6165,6 +6467,7 @@
       <w:r>
         <w:rPr>
           <w:rFonts w:ascii="Consolas" w:hAnsi="Consolas"/>
+          <w:b w:val="0"/>
           <w:color w:val="111111"/>
           <w:sz w:val="21"/>
         </w:rPr>
@@ -6226,7 +6529,24 @@
           <w:color w:val="4A4A49"/>
           <w:sz w:val="22"/>
         </w:rPr>
-        <w:t>Interpretar el insumo 2 en `0` como un error.</w:t>
+        <w:t xml:space="preserve">Interpretar el insumo 2 en </w:t>
+      </w:r>
+      <w:r>
+        <w:rPr>
+          <w:rFonts w:ascii="Consolas" w:hAnsi="Consolas"/>
+          <w:b/>
+          <w:color w:val="111111"/>
+          <w:sz w:val="21"/>
+        </w:rPr>
+        <w:t>0</w:t>
+      </w:r>
+      <w:r>
+        <w:rPr>
+          <w:b/>
+          <w:color w:val="4A4A49"/>
+          <w:sz w:val="22"/>
+        </w:rPr>
+        <w:t xml:space="preserve"> como un error.</w:t>
       </w:r>
       <w:r>
         <w:rPr>
@@ -6239,6 +6559,7 @@
       <w:r>
         <w:rPr>
           <w:rFonts w:ascii="Consolas" w:hAnsi="Consolas"/>
+          <w:b w:val="0"/>
           <w:color w:val="111111"/>
           <w:sz w:val="21"/>
         </w:rPr>
@@ -6271,6 +6592,7 @@
       <w:r>
         <w:rPr>
           <w:rFonts w:ascii="Consolas" w:hAnsi="Consolas"/>
+          <w:b w:val="0"/>
           <w:color w:val="111111"/>
           <w:sz w:val="21"/>
         </w:rPr>
@@ -8077,6 +8399,7 @@
       <w:r>
         <w:rPr>
           <w:rFonts w:ascii="Consolas" w:hAnsi="Consolas"/>
+          <w:b w:val="0"/>
           <w:color w:val="111111"/>
           <w:sz w:val="21"/>
         </w:rPr>
@@ -8092,11 +8415,12 @@
       </w:r>
       <w:r>
         <w:rPr>
+          <w:rFonts w:ascii="Consolas" w:hAnsi="Consolas"/>
           <w:b/>
-          <w:color w:val="4A4A49"/>
-          <w:sz w:val="22"/>
-        </w:rPr>
-        <w:t>`RETURNS BOOLEAN`</w:t>
+          <w:color w:val="111111"/>
+          <w:sz w:val="21"/>
+        </w:rPr>
+        <w:t>RETURNS BOOLEAN</w:t>
       </w:r>
       <w:r>
         <w:rPr>
@@ -8109,6 +8433,7 @@
       <w:r>
         <w:rPr>
           <w:rFonts w:ascii="Consolas" w:hAnsi="Consolas"/>
+          <w:b w:val="0"/>
           <w:color w:val="111111"/>
           <w:sz w:val="21"/>
         </w:rPr>
@@ -8125,6 +8450,7 @@
       <w:r>
         <w:rPr>
           <w:rFonts w:ascii="Consolas" w:hAnsi="Consolas"/>
+          <w:b w:val="0"/>
           <w:color w:val="111111"/>
           <w:sz w:val="21"/>
         </w:rPr>
@@ -8141,6 +8467,7 @@
       <w:r>
         <w:rPr>
           <w:rFonts w:ascii="Consolas" w:hAnsi="Consolas"/>
+          <w:b w:val="0"/>
           <w:color w:val="111111"/>
           <w:sz w:val="21"/>
         </w:rPr>
@@ -8157,6 +8484,7 @@
       <w:r>
         <w:rPr>
           <w:rFonts w:ascii="Consolas" w:hAnsi="Consolas"/>
+          <w:b w:val="0"/>
           <w:color w:val="111111"/>
           <w:sz w:val="21"/>
         </w:rPr>
@@ -8173,6 +8501,7 @@
       <w:r>
         <w:rPr>
           <w:rFonts w:ascii="Consolas" w:hAnsi="Consolas"/>
+          <w:b w:val="0"/>
           <w:color w:val="111111"/>
           <w:sz w:val="21"/>
         </w:rPr>
@@ -8189,6 +8518,7 @@
       <w:r>
         <w:rPr>
           <w:rFonts w:ascii="Consolas" w:hAnsi="Consolas"/>
+          <w:b w:val="0"/>
           <w:color w:val="111111"/>
           <w:sz w:val="21"/>
         </w:rPr>
@@ -8205,6 +8535,7 @@
       <w:r>
         <w:rPr>
           <w:rFonts w:ascii="Consolas" w:hAnsi="Consolas"/>
+          <w:b w:val="0"/>
           <w:color w:val="111111"/>
           <w:sz w:val="21"/>
         </w:rPr>
@@ -8221,6 +8552,7 @@
       <w:r>
         <w:rPr>
           <w:rFonts w:ascii="Consolas" w:hAnsi="Consolas"/>
+          <w:b w:val="0"/>
           <w:color w:val="111111"/>
           <w:sz w:val="21"/>
         </w:rPr>
@@ -8245,7 +8577,41 @@
           <w:color w:val="4A4A49"/>
           <w:sz w:val="22"/>
         </w:rPr>
-        <w:t>3 pts — la validacion de `p_cantidad &gt; 0` con `RAISE EXCEPTION`.</w:t>
+        <w:t xml:space="preserve">3 pts — la validacion de </w:t>
+      </w:r>
+      <w:r>
+        <w:rPr>
+          <w:rFonts w:ascii="Consolas" w:hAnsi="Consolas"/>
+          <w:b/>
+          <w:color w:val="111111"/>
+          <w:sz w:val="21"/>
+        </w:rPr>
+        <w:t>p_cantidad &gt; 0</w:t>
+      </w:r>
+      <w:r>
+        <w:rPr>
+          <w:b/>
+          <w:color w:val="4A4A49"/>
+          <w:sz w:val="22"/>
+        </w:rPr>
+        <w:t xml:space="preserve"> con </w:t>
+      </w:r>
+      <w:r>
+        <w:rPr>
+          <w:rFonts w:ascii="Consolas" w:hAnsi="Consolas"/>
+          <w:b/>
+          <w:color w:val="111111"/>
+          <w:sz w:val="21"/>
+        </w:rPr>
+        <w:t>RAISE EXCEPTION</w:t>
+      </w:r>
+      <w:r>
+        <w:rPr>
+          <w:b/>
+          <w:color w:val="4A4A49"/>
+          <w:sz w:val="22"/>
+        </w:rPr>
+        <w:t>.</w:t>
       </w:r>
       <w:r>
         <w:rPr>
@@ -8258,6 +8624,7 @@
       <w:r>
         <w:rPr>
           <w:rFonts w:ascii="Consolas" w:hAnsi="Consolas"/>
+          <w:b w:val="0"/>
           <w:color w:val="111111"/>
           <w:sz w:val="21"/>
         </w:rPr>
@@ -8274,6 +8641,7 @@
       <w:r>
         <w:rPr>
           <w:rFonts w:ascii="Consolas" w:hAnsi="Consolas"/>
+          <w:b w:val="0"/>
           <w:color w:val="111111"/>
           <w:sz w:val="21"/>
         </w:rPr>
@@ -8290,6 +8658,7 @@
       <w:r>
         <w:rPr>
           <w:rFonts w:ascii="Consolas" w:hAnsi="Consolas"/>
+          <w:b w:val="0"/>
           <w:color w:val="111111"/>
           <w:sz w:val="21"/>
         </w:rPr>
@@ -8306,6 +8675,7 @@
       <w:r>
         <w:rPr>
           <w:rFonts w:ascii="Consolas" w:hAnsi="Consolas"/>
+          <w:b w:val="0"/>
           <w:color w:val="111111"/>
           <w:sz w:val="21"/>
         </w:rPr>
@@ -8322,6 +8692,7 @@
       <w:r>
         <w:rPr>
           <w:rFonts w:ascii="Consolas" w:hAnsi="Consolas"/>
+          <w:b w:val="0"/>
           <w:color w:val="111111"/>
           <w:sz w:val="21"/>
         </w:rPr>
@@ -8346,7 +8717,58 @@
           <w:color w:val="4A4A49"/>
           <w:sz w:val="22"/>
         </w:rPr>
-        <w:t>4 pts — el `UPDATE` condicional con `GET DIAGNOSTICS` y el `RETURN v_filas = 1`.</w:t>
+        <w:t xml:space="preserve">4 pts — el </w:t>
+      </w:r>
+      <w:r>
+        <w:rPr>
+          <w:rFonts w:ascii="Consolas" w:hAnsi="Consolas"/>
+          <w:b/>
+          <w:color w:val="111111"/>
+          <w:sz w:val="21"/>
+        </w:rPr>
+        <w:t>UPDATE</w:t>
+      </w:r>
+      <w:r>
+        <w:rPr>
+          <w:b/>
+          <w:color w:val="4A4A49"/>
+          <w:sz w:val="22"/>
+        </w:rPr>
+        <w:t xml:space="preserve"> condicional con </w:t>
+      </w:r>
+      <w:r>
+        <w:rPr>
+          <w:rFonts w:ascii="Consolas" w:hAnsi="Consolas"/>
+          <w:b/>
+          <w:color w:val="111111"/>
+          <w:sz w:val="21"/>
+        </w:rPr>
+        <w:t>GET DIAGNOSTICS</w:t>
+      </w:r>
+      <w:r>
+        <w:rPr>
+          <w:b/>
+          <w:color w:val="4A4A49"/>
+          <w:sz w:val="22"/>
+        </w:rPr>
+        <w:t xml:space="preserve"> y el </w:t>
+      </w:r>
+      <w:r>
+        <w:rPr>
+          <w:rFonts w:ascii="Consolas" w:hAnsi="Consolas"/>
+          <w:b/>
+          <w:color w:val="111111"/>
+          <w:sz w:val="21"/>
+        </w:rPr>
+        <w:t>RETURN v_filas = 1</w:t>
+      </w:r>
+      <w:r>
+        <w:rPr>
+          <w:b/>
+          <w:color w:val="4A4A49"/>
+          <w:sz w:val="22"/>
+        </w:rPr>
+        <w:t>.</w:t>
       </w:r>
       <w:r>
         <w:rPr>
@@ -8359,6 +8781,7 @@
       <w:r>
         <w:rPr>
           <w:rFonts w:ascii="Consolas" w:hAnsi="Consolas"/>
+          <w:b w:val="0"/>
           <w:color w:val="111111"/>
           <w:sz w:val="21"/>
         </w:rPr>
@@ -8375,6 +8798,7 @@
       <w:r>
         <w:rPr>
           <w:rFonts w:ascii="Consolas" w:hAnsi="Consolas"/>
+          <w:b w:val="0"/>
           <w:color w:val="111111"/>
           <w:sz w:val="21"/>
         </w:rPr>
@@ -8407,6 +8831,7 @@
       <w:r>
         <w:rPr>
           <w:rFonts w:ascii="Consolas" w:hAnsi="Consolas"/>
+          <w:b w:val="0"/>
           <w:color w:val="111111"/>
           <w:sz w:val="21"/>
         </w:rPr>
@@ -8431,7 +8856,16 @@
           <w:color w:val="4A4A49"/>
           <w:sz w:val="22"/>
         </w:rPr>
-        <w:t>2 pts — la prueba devuelve `true / false / true`</w:t>
+        <w:t xml:space="preserve">2 pts — la prueba devuelve </w:t>
+      </w:r>
+      <w:r>
+        <w:rPr>
+          <w:rFonts w:ascii="Consolas" w:hAnsi="Consolas"/>
+          <w:b/>
+          <w:color w:val="111111"/>
+          <w:sz w:val="21"/>
+        </w:rPr>
+        <w:t>true / false / true</w:t>
       </w:r>
       <w:r>
         <w:rPr>
@@ -8500,7 +8934,24 @@
           <w:color w:val="4A4A49"/>
           <w:sz w:val="22"/>
         </w:rPr>
-        <w:t>2 pts — el comentario `--` explica bien las dos cosas:</w:t>
+        <w:t xml:space="preserve">2 pts — el comentario </w:t>
+      </w:r>
+      <w:r>
+        <w:rPr>
+          <w:rFonts w:ascii="Consolas" w:hAnsi="Consolas"/>
+          <w:b/>
+          <w:color w:val="111111"/>
+          <w:sz w:val="21"/>
+        </w:rPr>
+        <w:t>--</w:t>
+      </w:r>
+      <w:r>
+        <w:rPr>
+          <w:b/>
+          <w:color w:val="4A4A49"/>
+          <w:sz w:val="22"/>
+        </w:rPr>
+        <w:t xml:space="preserve"> explica bien las dos cosas:</w:t>
       </w:r>
       <w:r>
         <w:rPr>
@@ -8513,6 +8964,7 @@
       <w:r>
         <w:rPr>
           <w:rFonts w:ascii="Consolas" w:hAnsi="Consolas"/>
+          <w:b w:val="0"/>
           <w:color w:val="111111"/>
           <w:sz w:val="21"/>
         </w:rPr>
@@ -8550,6 +9002,7 @@
       <w:r>
         <w:rPr>
           <w:rFonts w:ascii="Consolas" w:hAnsi="Consolas"/>
+          <w:b w:val="0"/>
           <w:color w:val="111111"/>
           <w:sz w:val="21"/>
         </w:rPr>
@@ -8582,6 +9035,7 @@
       <w:r>
         <w:rPr>
           <w:rFonts w:ascii="Consolas" w:hAnsi="Consolas"/>
+          <w:b w:val="0"/>
           <w:color w:val="111111"/>
           <w:sz w:val="21"/>
         </w:rPr>
@@ -8598,6 +9052,7 @@
       <w:r>
         <w:rPr>
           <w:rFonts w:ascii="Consolas" w:hAnsi="Consolas"/>
+          <w:b w:val="0"/>
           <w:color w:val="111111"/>
           <w:sz w:val="21"/>
         </w:rPr>
@@ -8630,6 +9085,7 @@
       <w:r>
         <w:rPr>
           <w:rFonts w:ascii="Consolas" w:hAnsi="Consolas"/>
+          <w:b w:val="0"/>
           <w:color w:val="111111"/>
           <w:sz w:val="21"/>
         </w:rPr>
@@ -8712,6 +9168,7 @@
       <w:r>
         <w:rPr>
           <w:rFonts w:ascii="Consolas" w:hAnsi="Consolas"/>
+          <w:b w:val="0"/>
           <w:color w:val="111111"/>
           <w:sz w:val="21"/>
         </w:rPr>
@@ -8744,6 +9201,7 @@
       <w:r>
         <w:rPr>
           <w:rFonts w:ascii="Consolas" w:hAnsi="Consolas"/>
+          <w:b w:val="0"/>
           <w:color w:val="111111"/>
           <w:sz w:val="21"/>
         </w:rPr>
@@ -8760,6 +9218,7 @@
       <w:r>
         <w:rPr>
           <w:rFonts w:ascii="Consolas" w:hAnsi="Consolas"/>
+          <w:b w:val="0"/>
           <w:color w:val="111111"/>
           <w:sz w:val="21"/>
         </w:rPr>
@@ -8776,6 +9235,7 @@
       <w:r>
         <w:rPr>
           <w:rFonts w:ascii="Consolas" w:hAnsi="Consolas"/>
+          <w:b w:val="0"/>
           <w:color w:val="111111"/>
           <w:sz w:val="21"/>
         </w:rPr>
@@ -8800,7 +9260,24 @@
           <w:color w:val="4A4A49"/>
           <w:sz w:val="22"/>
         </w:rPr>
-        <w:t>Devolver `TRUE` siempre,</w:t>
+        <w:t xml:space="preserve">Devolver </w:t>
+      </w:r>
+      <w:r>
+        <w:rPr>
+          <w:rFonts w:ascii="Consolas" w:hAnsi="Consolas"/>
+          <w:b/>
+          <w:color w:val="111111"/>
+          <w:sz w:val="21"/>
+        </w:rPr>
+        <w:t>TRUE</w:t>
+      </w:r>
+      <w:r>
+        <w:rPr>
+          <w:b/>
+          <w:color w:val="4A4A49"/>
+          <w:sz w:val="22"/>
+        </w:rPr>
+        <w:t xml:space="preserve"> siempre,</w:t>
       </w:r>
       <w:r>
         <w:rPr>
@@ -8813,6 +9290,7 @@
       <w:r>
         <w:rPr>
           <w:rFonts w:ascii="Consolas" w:hAnsi="Consolas"/>
+          <w:b w:val="0"/>
           <w:color w:val="111111"/>
           <w:sz w:val="21"/>
         </w:rPr>
@@ -8829,6 +9307,7 @@
       <w:r>
         <w:rPr>
           <w:rFonts w:ascii="Consolas" w:hAnsi="Consolas"/>
+          <w:b w:val="0"/>
           <w:color w:val="111111"/>
           <w:sz w:val="21"/>
         </w:rPr>
@@ -8845,6 +9324,7 @@
       <w:r>
         <w:rPr>
           <w:rFonts w:ascii="Consolas" w:hAnsi="Consolas"/>
+          <w:b w:val="0"/>
           <w:color w:val="111111"/>
           <w:sz w:val="21"/>
         </w:rPr>
@@ -8861,6 +9341,7 @@
       <w:r>
         <w:rPr>
           <w:rFonts w:ascii="Consolas" w:hAnsi="Consolas"/>
+          <w:b w:val="0"/>
           <w:color w:val="111111"/>
           <w:sz w:val="21"/>
         </w:rPr>
@@ -8877,6 +9358,7 @@
       <w:r>
         <w:rPr>
           <w:rFonts w:ascii="Consolas" w:hAnsi="Consolas"/>
+          <w:b w:val="0"/>
           <w:color w:val="111111"/>
           <w:sz w:val="21"/>
         </w:rPr>
@@ -8893,6 +9375,7 @@
       <w:r>
         <w:rPr>
           <w:rFonts w:ascii="Consolas" w:hAnsi="Consolas"/>
+          <w:b w:val="0"/>
           <w:color w:val="111111"/>
           <w:sz w:val="21"/>
         </w:rPr>
@@ -8908,11 +9391,12 @@
       </w:r>
       <w:r>
         <w:rPr>
+          <w:rFonts w:ascii="Consolas" w:hAnsi="Consolas"/>
           <w:b/>
-          <w:color w:val="4A4A49"/>
-          <w:sz w:val="22"/>
-        </w:rPr>
-        <w:t>`f`</w:t>
+          <w:color w:val="111111"/>
+          <w:sz w:val="21"/>
+        </w:rPr>
+        <w:t>f</w:t>
       </w:r>
       <w:r>
         <w:rPr>
@@ -8946,6 +9430,7 @@
       <w:r>
         <w:rPr>
           <w:rFonts w:ascii="Consolas" w:hAnsi="Consolas"/>
+          <w:b w:val="0"/>
           <w:color w:val="111111"/>
           <w:sz w:val="21"/>
         </w:rPr>
@@ -8962,6 +9447,7 @@
       <w:r>
         <w:rPr>
           <w:rFonts w:ascii="Consolas" w:hAnsi="Consolas"/>
+          <w:b w:val="0"/>
           <w:color w:val="111111"/>
           <w:sz w:val="21"/>
         </w:rPr>
@@ -9015,6 +9501,7 @@
       <w:r>
         <w:rPr>
           <w:rFonts w:ascii="Consolas" w:hAnsi="Consolas"/>
+          <w:b w:val="0"/>
           <w:color w:val="111111"/>
           <w:sz w:val="21"/>
         </w:rPr>
@@ -9031,6 +9518,7 @@
       <w:r>
         <w:rPr>
           <w:rFonts w:ascii="Consolas" w:hAnsi="Consolas"/>
+          <w:b w:val="0"/>
           <w:color w:val="111111"/>
           <w:sz w:val="21"/>
         </w:rPr>
@@ -9047,6 +9535,7 @@
       <w:r>
         <w:rPr>
           <w:rFonts w:ascii="Consolas" w:hAnsi="Consolas"/>
+          <w:b w:val="0"/>
           <w:color w:val="111111"/>
           <w:sz w:val="21"/>
         </w:rPr>
@@ -9063,6 +9552,7 @@
       <w:r>
         <w:rPr>
           <w:rFonts w:ascii="Consolas" w:hAnsi="Consolas"/>
+          <w:b w:val="0"/>
           <w:color w:val="111111"/>
           <w:sz w:val="21"/>
         </w:rPr>
@@ -9087,7 +9577,24 @@
           <w:color w:val="4A4A49"/>
           <w:sz w:val="22"/>
         </w:rPr>
-        <w:t>Declarar la funcion como `PROCEDURE`,</w:t>
+        <w:t xml:space="preserve">Declarar la funcion como </w:t>
+      </w:r>
+      <w:r>
+        <w:rPr>
+          <w:rFonts w:ascii="Consolas" w:hAnsi="Consolas"/>
+          <w:b/>
+          <w:color w:val="111111"/>
+          <w:sz w:val="21"/>
+        </w:rPr>
+        <w:t>PROCEDURE</w:t>
+      </w:r>
+      <w:r>
+        <w:rPr>
+          <w:b/>
+          <w:color w:val="4A4A49"/>
+          <w:sz w:val="22"/>
+        </w:rPr>
+        <w:t>,</w:t>
       </w:r>
       <w:r>
         <w:rPr>
@@ -9100,6 +9607,7 @@
       <w:r>
         <w:rPr>
           <w:rFonts w:ascii="Consolas" w:hAnsi="Consolas"/>
+          <w:b w:val="0"/>
           <w:color w:val="111111"/>
           <w:sz w:val="21"/>
         </w:rPr>
@@ -9116,6 +9624,7 @@
       <w:r>
         <w:rPr>
           <w:rFonts w:ascii="Consolas" w:hAnsi="Consolas"/>
+          <w:b w:val="0"/>
           <w:color w:val="111111"/>
           <w:sz w:val="21"/>
         </w:rPr>
@@ -9132,6 +9641,7 @@
       <w:r>
         <w:rPr>
           <w:rFonts w:ascii="Consolas" w:hAnsi="Consolas"/>
+          <w:b w:val="0"/>
           <w:color w:val="111111"/>
           <w:sz w:val="21"/>
         </w:rPr>
@@ -9148,6 +9658,7 @@
       <w:r>
         <w:rPr>
           <w:rFonts w:ascii="Consolas" w:hAnsi="Consolas"/>
+          <w:b w:val="0"/>
           <w:color w:val="111111"/>
           <w:sz w:val="21"/>
         </w:rPr>
@@ -9361,6 +9872,7 @@
             <w:r>
               <w:rPr>
                 <w:rFonts w:ascii="Consolas" w:hAnsi="Consolas"/>
+                <w:b w:val="0"/>
                 <w:color w:val="111111"/>
                 <w:sz w:val="19"/>
               </w:rPr>
@@ -9377,6 +9889,7 @@
             <w:r>
               <w:rPr>
                 <w:rFonts w:ascii="Consolas" w:hAnsi="Consolas"/>
+                <w:b w:val="0"/>
                 <w:color w:val="111111"/>
                 <w:sz w:val="19"/>
               </w:rPr>
@@ -9393,6 +9906,7 @@
             <w:r>
               <w:rPr>
                 <w:rFonts w:ascii="Consolas" w:hAnsi="Consolas"/>
+                <w:b w:val="0"/>
                 <w:color w:val="111111"/>
                 <w:sz w:val="19"/>
               </w:rPr>
@@ -9486,6 +10000,7 @@
             <w:r>
               <w:rPr>
                 <w:rFonts w:ascii="Consolas" w:hAnsi="Consolas"/>
+                <w:b w:val="0"/>
                 <w:color w:val="111111"/>
                 <w:sz w:val="19"/>
               </w:rPr>
@@ -9592,6 +10107,7 @@
             <w:r>
               <w:rPr>
                 <w:rFonts w:ascii="Consolas" w:hAnsi="Consolas"/>
+                <w:b w:val="0"/>
                 <w:color w:val="111111"/>
                 <w:sz w:val="19"/>
               </w:rPr>
@@ -9608,6 +10124,7 @@
             <w:r>
               <w:rPr>
                 <w:rFonts w:ascii="Consolas" w:hAnsi="Consolas"/>
+                <w:b w:val="0"/>
                 <w:color w:val="111111"/>
                 <w:sz w:val="19"/>
               </w:rPr>
@@ -9640,6 +10157,7 @@
             <w:r>
               <w:rPr>
                 <w:rFonts w:ascii="Consolas" w:hAnsi="Consolas"/>
+                <w:b w:val="0"/>
                 <w:color w:val="111111"/>
                 <w:sz w:val="19"/>
               </w:rPr>
@@ -9672,6 +10190,7 @@
             <w:r>
               <w:rPr>
                 <w:rFonts w:ascii="Consolas" w:hAnsi="Consolas"/>
+                <w:b w:val="0"/>
                 <w:color w:val="111111"/>
                 <w:sz w:val="19"/>
               </w:rPr>
@@ -9765,6 +10284,7 @@
             <w:r>
               <w:rPr>
                 <w:rFonts w:ascii="Consolas" w:hAnsi="Consolas"/>
+                <w:b w:val="0"/>
                 <w:color w:val="111111"/>
                 <w:sz w:val="19"/>
               </w:rPr>
@@ -9797,6 +10317,7 @@
             <w:r>
               <w:rPr>
                 <w:rFonts w:ascii="Consolas" w:hAnsi="Consolas"/>
+                <w:b w:val="0"/>
                 <w:color w:val="111111"/>
                 <w:sz w:val="19"/>
               </w:rPr>
@@ -9813,6 +10334,7 @@
             <w:r>
               <w:rPr>
                 <w:rFonts w:ascii="Consolas" w:hAnsi="Consolas"/>
+                <w:b w:val="0"/>
                 <w:color w:val="111111"/>
                 <w:sz w:val="19"/>
               </w:rPr>
@@ -9903,6 +10425,7 @@
             <w:r>
               <w:rPr>
                 <w:rFonts w:ascii="Consolas" w:hAnsi="Consolas"/>
+                <w:b w:val="0"/>
                 <w:color w:val="111111"/>
                 <w:sz w:val="19"/>
               </w:rPr>
@@ -9919,6 +10442,7 @@
             <w:r>
               <w:rPr>
                 <w:rFonts w:ascii="Consolas" w:hAnsi="Consolas"/>
+                <w:b w:val="0"/>
                 <w:color w:val="111111"/>
                 <w:sz w:val="19"/>
               </w:rPr>
@@ -10005,6 +10529,7 @@
       <w:r>
         <w:rPr>
           <w:rFonts w:ascii="Consolas" w:hAnsi="Consolas"/>
+          <w:b w:val="0"/>
           <w:color w:val="111111"/>
           <w:sz w:val="21"/>
         </w:rPr>
@@ -10037,6 +10562,7 @@
       <w:r>
         <w:rPr>
           <w:rFonts w:ascii="Consolas" w:hAnsi="Consolas"/>
+          <w:b w:val="0"/>
           <w:color w:val="111111"/>
           <w:sz w:val="21"/>
         </w:rPr>
@@ -10061,7 +10587,24 @@
           <w:color w:val="4A4A49"/>
           <w:sz w:val="22"/>
         </w:rPr>
-        <w:t>La opcion del `ROLLBACK` explicito es la que mas se marca,</w:t>
+        <w:t xml:space="preserve">La opcion del </w:t>
+      </w:r>
+      <w:r>
+        <w:rPr>
+          <w:rFonts w:ascii="Consolas" w:hAnsi="Consolas"/>
+          <w:b/>
+          <w:color w:val="111111"/>
+          <w:sz w:val="21"/>
+        </w:rPr>
+        <w:t>ROLLBACK</w:t>
+      </w:r>
+      <w:r>
+        <w:rPr>
+          <w:b/>
+          <w:color w:val="4A4A49"/>
+          <w:sz w:val="22"/>
+        </w:rPr>
+        <w:t xml:space="preserve"> explicito es la que mas se marca,</w:t>
       </w:r>
       <w:r>
         <w:rPr>
@@ -10074,6 +10617,7 @@
       <w:r>
         <w:rPr>
           <w:rFonts w:ascii="Consolas" w:hAnsi="Consolas"/>
+          <w:b w:val="0"/>
           <w:color w:val="111111"/>
           <w:sz w:val="21"/>
         </w:rPr>
@@ -10106,6 +10650,7 @@
       <w:r>
         <w:rPr>
           <w:rFonts w:ascii="Consolas" w:hAnsi="Consolas"/>
+          <w:b w:val="0"/>
           <w:color w:val="111111"/>
           <w:sz w:val="21"/>
         </w:rPr>
@@ -10122,6 +10667,7 @@
       <w:r>
         <w:rPr>
           <w:rFonts w:ascii="Consolas" w:hAnsi="Consolas"/>
+          <w:b w:val="0"/>
           <w:color w:val="111111"/>
           <w:sz w:val="21"/>
         </w:rPr>
@@ -10146,7 +10692,24 @@
           <w:color w:val="4A4A49"/>
           <w:sz w:val="22"/>
         </w:rPr>
-        <w:t>La opcion de «PL/pgSQL acumula los `UPDATE` en memoria» merece medio minuto,</w:t>
+        <w:t xml:space="preserve">La opcion de «PL/pgSQL acumula los </w:t>
+      </w:r>
+      <w:r>
+        <w:rPr>
+          <w:rFonts w:ascii="Consolas" w:hAnsi="Consolas"/>
+          <w:b/>
+          <w:color w:val="111111"/>
+          <w:sz w:val="21"/>
+        </w:rPr>
+        <w:t>UPDATE</w:t>
+      </w:r>
+      <w:r>
+        <w:rPr>
+          <w:b/>
+          <w:color w:val="4A4A49"/>
+          <w:sz w:val="22"/>
+        </w:rPr>
+        <w:t xml:space="preserve"> en memoria» merece medio minuto,</w:t>
       </w:r>
       <w:r>
         <w:rPr>
@@ -10159,6 +10722,7 @@
       <w:r>
         <w:rPr>
           <w:rFonts w:ascii="Consolas" w:hAnsi="Consolas"/>
+          <w:b w:val="0"/>
           <w:color w:val="111111"/>
           <w:sz w:val="21"/>
         </w:rPr>
@@ -10204,6 +10768,7 @@
       <w:r>
         <w:rPr>
           <w:rFonts w:ascii="Consolas" w:hAnsi="Consolas"/>
+          <w:b w:val="0"/>
           <w:color w:val="111111"/>
           <w:sz w:val="21"/>
         </w:rPr>
@@ -10220,6 +10785,7 @@
       <w:r>
         <w:rPr>
           <w:rFonts w:ascii="Consolas" w:hAnsi="Consolas"/>
+          <w:b w:val="0"/>
           <w:color w:val="111111"/>
           <w:sz w:val="21"/>
         </w:rPr>
@@ -10236,6 +10802,7 @@
       <w:r>
         <w:rPr>
           <w:rFonts w:ascii="Consolas" w:hAnsi="Consolas"/>
+          <w:b w:val="0"/>
           <w:color w:val="111111"/>
           <w:sz w:val="21"/>
         </w:rPr>
@@ -10273,7 +10840,24 @@
           <w:color w:val="4A4A49"/>
           <w:sz w:val="22"/>
         </w:rPr>
-        <w:t>Marcar la del `ROLLBACK` explicito.</w:t>
+        <w:t xml:space="preserve">Marcar la del </w:t>
+      </w:r>
+      <w:r>
+        <w:rPr>
+          <w:rFonts w:ascii="Consolas" w:hAnsi="Consolas"/>
+          <w:b/>
+          <w:color w:val="111111"/>
+          <w:sz w:val="21"/>
+        </w:rPr>
+        <w:t>ROLLBACK</w:t>
+      </w:r>
+      <w:r>
+        <w:rPr>
+          <w:b/>
+          <w:color w:val="4A4A49"/>
+          <w:sz w:val="22"/>
+        </w:rPr>
+        <w:t xml:space="preserve"> explicito.</w:t>
       </w:r>
       <w:r>
         <w:rPr>
@@ -10286,6 +10870,7 @@
       <w:r>
         <w:rPr>
           <w:rFonts w:ascii="Consolas" w:hAnsi="Consolas"/>
+          <w:b w:val="0"/>
           <w:color w:val="111111"/>
           <w:sz w:val="21"/>
         </w:rPr>
@@ -10323,6 +10908,7 @@
       <w:r>
         <w:rPr>
           <w:rFonts w:ascii="Consolas" w:hAnsi="Consolas"/>
+          <w:b w:val="0"/>
           <w:color w:val="111111"/>
           <w:sz w:val="21"/>
         </w:rPr>
@@ -10360,6 +10946,7 @@
       <w:r>
         <w:rPr>
           <w:rFonts w:ascii="Consolas" w:hAnsi="Consolas"/>
+          <w:b w:val="0"/>
           <w:color w:val="111111"/>
           <w:sz w:val="21"/>
         </w:rPr>
@@ -10376,6 +10963,7 @@
       <w:r>
         <w:rPr>
           <w:rFonts w:ascii="Consolas" w:hAnsi="Consolas"/>
+          <w:b w:val="0"/>
           <w:color w:val="111111"/>
           <w:sz w:val="21"/>
         </w:rPr>
@@ -10413,6 +11001,7 @@
       <w:r>
         <w:rPr>
           <w:rFonts w:ascii="Consolas" w:hAnsi="Consolas"/>
+          <w:b w:val="0"/>
           <w:color w:val="111111"/>
           <w:sz w:val="21"/>
         </w:rPr>
@@ -10609,6 +11198,7 @@
             <w:r>
               <w:rPr>
                 <w:rFonts w:ascii="Consolas" w:hAnsi="Consolas"/>
+                <w:b w:val="0"/>
                 <w:color w:val="111111"/>
                 <w:sz w:val="19"/>
               </w:rPr>
@@ -10633,6 +11223,7 @@
             <w:r>
               <w:rPr>
                 <w:rFonts w:ascii="Consolas" w:hAnsi="Consolas"/>
+                <w:b w:val="0"/>
                 <w:color w:val="111111"/>
                 <w:sz w:val="19"/>
               </w:rPr>
@@ -10649,6 +11240,7 @@
             <w:r>
               <w:rPr>
                 <w:rFonts w:ascii="Consolas" w:hAnsi="Consolas"/>
+                <w:b w:val="0"/>
                 <w:color w:val="111111"/>
                 <w:sz w:val="19"/>
               </w:rPr>
@@ -10665,6 +11257,7 @@
             <w:r>
               <w:rPr>
                 <w:rFonts w:ascii="Consolas" w:hAnsi="Consolas"/>
+                <w:b w:val="0"/>
                 <w:color w:val="111111"/>
                 <w:sz w:val="19"/>
               </w:rPr>
@@ -10713,6 +11306,7 @@
             <w:r>
               <w:rPr>
                 <w:rFonts w:ascii="Consolas" w:hAnsi="Consolas"/>
+                <w:b w:val="0"/>
                 <w:color w:val="111111"/>
                 <w:sz w:val="19"/>
               </w:rPr>
@@ -10729,6 +11323,7 @@
             <w:r>
               <w:rPr>
                 <w:rFonts w:ascii="Consolas" w:hAnsi="Consolas"/>
+                <w:b w:val="0"/>
                 <w:color w:val="111111"/>
                 <w:sz w:val="19"/>
               </w:rPr>
@@ -10812,6 +11407,7 @@
             <w:r>
               <w:rPr>
                 <w:rFonts w:ascii="Consolas" w:hAnsi="Consolas"/>
+                <w:b w:val="0"/>
                 <w:color w:val="111111"/>
                 <w:sz w:val="19"/>
               </w:rPr>
@@ -10837,6 +11433,7 @@
             <w:r>
               <w:rPr>
                 <w:rFonts w:ascii="Consolas" w:hAnsi="Consolas"/>
+                <w:b w:val="0"/>
                 <w:color w:val="111111"/>
                 <w:sz w:val="19"/>
               </w:rPr>
@@ -10853,6 +11450,7 @@
             <w:r>
               <w:rPr>
                 <w:rFonts w:ascii="Consolas" w:hAnsi="Consolas"/>
+                <w:b w:val="0"/>
                 <w:color w:val="111111"/>
                 <w:sz w:val="19"/>
               </w:rPr>
@@ -10869,6 +11467,7 @@
             <w:r>
               <w:rPr>
                 <w:rFonts w:ascii="Consolas" w:hAnsi="Consolas"/>
+                <w:b w:val="0"/>
                 <w:color w:val="111111"/>
                 <w:sz w:val="19"/>
               </w:rPr>
@@ -10902,6 +11501,7 @@
             <w:r>
               <w:rPr>
                 <w:rFonts w:ascii="Consolas" w:hAnsi="Consolas"/>
+                <w:b w:val="0"/>
                 <w:color w:val="111111"/>
                 <w:sz w:val="19"/>
               </w:rPr>
@@ -10918,6 +11518,7 @@
             <w:r>
               <w:rPr>
                 <w:rFonts w:ascii="Consolas" w:hAnsi="Consolas"/>
+                <w:b w:val="0"/>
                 <w:color w:val="111111"/>
                 <w:sz w:val="19"/>
               </w:rPr>
@@ -10975,6 +11576,7 @@
             <w:r>
               <w:rPr>
                 <w:rFonts w:ascii="Consolas" w:hAnsi="Consolas"/>
+                <w:b w:val="0"/>
                 <w:color w:val="111111"/>
                 <w:sz w:val="19"/>
               </w:rPr>
@@ -10991,6 +11593,7 @@
             <w:r>
               <w:rPr>
                 <w:rFonts w:ascii="Consolas" w:hAnsi="Consolas"/>
+                <w:b w:val="0"/>
                 <w:color w:val="111111"/>
                 <w:sz w:val="19"/>
               </w:rPr>
@@ -11033,6 +11636,7 @@
             <w:r>
               <w:rPr>
                 <w:rFonts w:ascii="Consolas" w:hAnsi="Consolas"/>
+                <w:b w:val="0"/>
                 <w:color w:val="111111"/>
                 <w:sz w:val="19"/>
               </w:rPr>
@@ -11049,6 +11653,7 @@
             <w:r>
               <w:rPr>
                 <w:rFonts w:ascii="Consolas" w:hAnsi="Consolas"/>
+                <w:b w:val="0"/>
                 <w:color w:val="111111"/>
                 <w:sz w:val="19"/>
               </w:rPr>
@@ -11065,6 +11670,7 @@
             <w:r>
               <w:rPr>
                 <w:rFonts w:ascii="Consolas" w:hAnsi="Consolas"/>
+                <w:b w:val="0"/>
                 <w:color w:val="111111"/>
                 <w:sz w:val="19"/>
               </w:rPr>
@@ -11097,6 +11703,7 @@
             <w:r>
               <w:rPr>
                 <w:rFonts w:ascii="Consolas" w:hAnsi="Consolas"/>
+                <w:b w:val="0"/>
                 <w:color w:val="111111"/>
                 <w:sz w:val="19"/>
               </w:rPr>
@@ -11153,6 +11760,7 @@
             <w:r>
               <w:rPr>
                 <w:rFonts w:ascii="Consolas" w:hAnsi="Consolas"/>
+                <w:b w:val="0"/>
                 <w:color w:val="111111"/>
                 <w:sz w:val="19"/>
               </w:rPr>
@@ -11169,6 +11777,7 @@
             <w:r>
               <w:rPr>
                 <w:rFonts w:ascii="Consolas" w:hAnsi="Consolas"/>
+                <w:b w:val="0"/>
                 <w:color w:val="111111"/>
                 <w:sz w:val="19"/>
               </w:rPr>
@@ -11369,6 +11978,7 @@
             <w:r>
               <w:rPr>
                 <w:rFonts w:ascii="Consolas" w:hAnsi="Consolas"/>
+                <w:b w:val="0"/>
                 <w:color w:val="111111"/>
                 <w:sz w:val="19"/>
               </w:rPr>
@@ -11385,6 +11995,7 @@
             <w:r>
               <w:rPr>
                 <w:rFonts w:ascii="Consolas" w:hAnsi="Consolas"/>
+                <w:b w:val="0"/>
                 <w:color w:val="111111"/>
                 <w:sz w:val="19"/>
               </w:rPr>
@@ -11401,6 +12012,7 @@
             <w:r>
               <w:rPr>
                 <w:rFonts w:ascii="Consolas" w:hAnsi="Consolas"/>
+                <w:b w:val="0"/>
                 <w:color w:val="111111"/>
                 <w:sz w:val="19"/>
               </w:rPr>
@@ -11417,6 +12029,7 @@
             <w:r>
               <w:rPr>
                 <w:rFonts w:ascii="Consolas" w:hAnsi="Consolas"/>
+                <w:b w:val="0"/>
                 <w:color w:val="111111"/>
                 <w:sz w:val="19"/>
               </w:rPr>
@@ -11433,6 +12046,7 @@
             <w:r>
               <w:rPr>
                 <w:rFonts w:ascii="Consolas" w:hAnsi="Consolas"/>
+                <w:b w:val="0"/>
                 <w:color w:val="111111"/>
                 <w:sz w:val="19"/>
               </w:rPr>
@@ -11449,6 +12063,7 @@
             <w:r>
               <w:rPr>
                 <w:rFonts w:ascii="Consolas" w:hAnsi="Consolas"/>
+                <w:b w:val="0"/>
                 <w:color w:val="111111"/>
                 <w:sz w:val="19"/>
               </w:rPr>
@@ -11465,6 +12080,7 @@
             <w:r>
               <w:rPr>
                 <w:rFonts w:ascii="Consolas" w:hAnsi="Consolas"/>
+                <w:b w:val="0"/>
                 <w:color w:val="111111"/>
                 <w:sz w:val="19"/>
               </w:rPr>
@@ -11517,6 +12133,7 @@
             <w:r>
               <w:rPr>
                 <w:rFonts w:ascii="Consolas" w:hAnsi="Consolas"/>
+                <w:b w:val="0"/>
                 <w:color w:val="111111"/>
                 <w:sz w:val="19"/>
               </w:rPr>
@@ -11559,6 +12176,7 @@
             <w:r>
               <w:rPr>
                 <w:rFonts w:ascii="Consolas" w:hAnsi="Consolas"/>
+                <w:b w:val="0"/>
                 <w:color w:val="111111"/>
                 <w:sz w:val="19"/>
               </w:rPr>
@@ -11575,6 +12193,7 @@
             <w:r>
               <w:rPr>
                 <w:rFonts w:ascii="Consolas" w:hAnsi="Consolas"/>
+                <w:b w:val="0"/>
                 <w:color w:val="111111"/>
                 <w:sz w:val="19"/>
               </w:rPr>
@@ -11657,6 +12276,7 @@
             <w:r>
               <w:rPr>
                 <w:rFonts w:ascii="Consolas" w:hAnsi="Consolas"/>
+                <w:b w:val="0"/>
                 <w:color w:val="111111"/>
                 <w:sz w:val="19"/>
               </w:rPr>
@@ -11673,6 +12293,7 @@
             <w:r>
               <w:rPr>
                 <w:rFonts w:ascii="Consolas" w:hAnsi="Consolas"/>
+                <w:b w:val="0"/>
                 <w:color w:val="111111"/>
                 <w:sz w:val="19"/>
               </w:rPr>
@@ -11689,6 +12310,7 @@
             <w:r>
               <w:rPr>
                 <w:rFonts w:ascii="Consolas" w:hAnsi="Consolas"/>
+                <w:b w:val="0"/>
                 <w:color w:val="111111"/>
                 <w:sz w:val="19"/>
               </w:rPr>
@@ -11767,6 +12389,7 @@
             <w:r>
               <w:rPr>
                 <w:rFonts w:ascii="Consolas" w:hAnsi="Consolas"/>
+                <w:b w:val="0"/>
                 <w:color w:val="111111"/>
                 <w:sz w:val="19"/>
               </w:rPr>
@@ -11783,6 +12406,7 @@
             <w:r>
               <w:rPr>
                 <w:rFonts w:ascii="Consolas" w:hAnsi="Consolas"/>
+                <w:b w:val="0"/>
                 <w:color w:val="111111"/>
                 <w:sz w:val="19"/>
               </w:rPr>
@@ -11889,6 +12513,7 @@
             <w:r>
               <w:rPr>
                 <w:rFonts w:ascii="Consolas" w:hAnsi="Consolas"/>
+                <w:b w:val="0"/>
                 <w:color w:val="111111"/>
                 <w:sz w:val="19"/>
               </w:rPr>
@@ -11905,6 +12530,7 @@
             <w:r>
               <w:rPr>
                 <w:rFonts w:ascii="Consolas" w:hAnsi="Consolas"/>
+                <w:b w:val="0"/>
                 <w:color w:val="111111"/>
                 <w:sz w:val="19"/>
               </w:rPr>
@@ -11921,6 +12547,7 @@
             <w:r>
               <w:rPr>
                 <w:rFonts w:ascii="Consolas" w:hAnsi="Consolas"/>
+                <w:b w:val="0"/>
                 <w:color w:val="111111"/>
                 <w:sz w:val="19"/>
               </w:rPr>
@@ -11937,6 +12564,7 @@
             <w:r>
               <w:rPr>
                 <w:rFonts w:ascii="Consolas" w:hAnsi="Consolas"/>
+                <w:b w:val="0"/>
                 <w:color w:val="111111"/>
                 <w:sz w:val="19"/>
               </w:rPr>
@@ -11953,6 +12581,7 @@
             <w:r>
               <w:rPr>
                 <w:rFonts w:ascii="Consolas" w:hAnsi="Consolas"/>
+                <w:b w:val="0"/>
                 <w:color w:val="111111"/>
                 <w:sz w:val="19"/>
               </w:rPr>
@@ -11969,6 +12598,7 @@
             <w:r>
               <w:rPr>
                 <w:rFonts w:ascii="Consolas" w:hAnsi="Consolas"/>
+                <w:b w:val="0"/>
                 <w:color w:val="111111"/>
                 <w:sz w:val="19"/>
               </w:rPr>
@@ -11985,6 +12615,7 @@
             <w:r>
               <w:rPr>
                 <w:rFonts w:ascii="Consolas" w:hAnsi="Consolas"/>
+                <w:b w:val="0"/>
                 <w:color w:val="111111"/>
                 <w:sz w:val="19"/>
               </w:rPr>
@@ -12045,6 +12676,7 @@
             <w:r>
               <w:rPr>
                 <w:rFonts w:ascii="Consolas" w:hAnsi="Consolas"/>
+                <w:b w:val="0"/>
                 <w:color w:val="111111"/>
                 <w:sz w:val="19"/>
               </w:rPr>
@@ -12095,6 +12727,7 @@
             <w:r>
               <w:rPr>
                 <w:rFonts w:ascii="Consolas" w:hAnsi="Consolas"/>
+                <w:b w:val="0"/>
                 <w:color w:val="111111"/>
                 <w:sz w:val="19"/>
               </w:rPr>
@@ -12111,6 +12744,7 @@
             <w:r>
               <w:rPr>
                 <w:rFonts w:ascii="Consolas" w:hAnsi="Consolas"/>
+                <w:b w:val="0"/>
                 <w:color w:val="111111"/>
                 <w:sz w:val="19"/>
               </w:rPr>
@@ -12127,6 +12761,7 @@
             <w:r>
               <w:rPr>
                 <w:rFonts w:ascii="Consolas" w:hAnsi="Consolas"/>
+                <w:b w:val="0"/>
                 <w:color w:val="111111"/>
                 <w:sz w:val="19"/>
               </w:rPr>
@@ -12225,6 +12860,7 @@
             <w:r>
               <w:rPr>
                 <w:rFonts w:ascii="Consolas" w:hAnsi="Consolas"/>
+                <w:b w:val="0"/>
                 <w:color w:val="111111"/>
                 <w:sz w:val="19"/>
               </w:rPr>
@@ -12241,6 +12877,7 @@
             <w:r>
               <w:rPr>
                 <w:rFonts w:ascii="Consolas" w:hAnsi="Consolas"/>
+                <w:b w:val="0"/>
                 <w:color w:val="111111"/>
                 <w:sz w:val="19"/>
               </w:rPr>
@@ -12257,6 +12894,7 @@
             <w:r>
               <w:rPr>
                 <w:rFonts w:ascii="Consolas" w:hAnsi="Consolas"/>
+                <w:b w:val="0"/>
                 <w:color w:val="111111"/>
                 <w:sz w:val="19"/>
               </w:rPr>
@@ -12324,7 +12962,24 @@
           <w:color w:val="4A4A49"/>
           <w:sz w:val="22"/>
         </w:rPr>
-        <w:t>3. Decision documentada: por que `UPDATE ... WHERE stock &gt;= cantidad` y no leer primero.</w:t>
+        <w:t xml:space="preserve">3. Decision documentada: por que </w:t>
+      </w:r>
+      <w:r>
+        <w:rPr>
+          <w:rFonts w:ascii="Consolas" w:hAnsi="Consolas"/>
+          <w:b/>
+          <w:color w:val="111111"/>
+          <w:sz w:val="21"/>
+        </w:rPr>
+        <w:t>UPDATE ... WHERE stock &gt;= cantidad</w:t>
+      </w:r>
+      <w:r>
+        <w:rPr>
+          <w:b/>
+          <w:color w:val="4A4A49"/>
+          <w:sz w:val="22"/>
+        </w:rPr>
+        <w:t xml:space="preserve"> y no leer primero.</w:t>
       </w:r>
       <w:r>
         <w:rPr>
@@ -12411,6 +13066,7 @@
       <w:r>
         <w:rPr>
           <w:rFonts w:ascii="Consolas" w:hAnsi="Consolas"/>
+          <w:b w:val="0"/>
           <w:color w:val="111111"/>
           <w:sz w:val="21"/>
         </w:rPr>
@@ -12443,6 +13099,7 @@
       <w:r>
         <w:rPr>
           <w:rFonts w:ascii="Consolas" w:hAnsi="Consolas"/>
+          <w:b w:val="0"/>
           <w:color w:val="111111"/>
           <w:sz w:val="21"/>
         </w:rPr>
@@ -12462,7 +13119,24 @@
           <w:color w:val="4A4A49"/>
           <w:sz w:val="22"/>
         </w:rPr>
-        <w:t>vuelve a evaluar su propio `WHERE` contra la version nueva</w:t>
+        <w:t xml:space="preserve">vuelve a evaluar su propio </w:t>
+      </w:r>
+      <w:r>
+        <w:rPr>
+          <w:rFonts w:ascii="Consolas" w:hAnsi="Consolas"/>
+          <w:b/>
+          <w:color w:val="111111"/>
+          <w:sz w:val="21"/>
+        </w:rPr>
+        <w:t>WHERE</w:t>
+      </w:r>
+      <w:r>
+        <w:rPr>
+          <w:b/>
+          <w:color w:val="4A4A49"/>
+          <w:sz w:val="22"/>
+        </w:rPr>
+        <w:t xml:space="preserve"> contra la version nueva</w:t>
       </w:r>
       <w:r>
         <w:rPr>
@@ -12475,6 +13149,7 @@
       <w:r>
         <w:rPr>
           <w:rFonts w:ascii="Consolas" w:hAnsi="Consolas"/>
+          <w:b w:val="0"/>
           <w:color w:val="111111"/>
           <w:sz w:val="21"/>
         </w:rPr>
@@ -12491,6 +13166,7 @@
       <w:r>
         <w:rPr>
           <w:rFonts w:ascii="Consolas" w:hAnsi="Consolas"/>
+          <w:b w:val="0"/>
           <w:color w:val="111111"/>
           <w:sz w:val="21"/>
         </w:rPr>
@@ -12531,6 +13207,7 @@
       <w:r>
         <w:rPr>
           <w:rFonts w:ascii="Consolas" w:hAnsi="Consolas"/>
+          <w:b w:val="0"/>
           <w:i/>
           <w:color w:val="111111"/>
           <w:sz w:val="20"/>
@@ -12636,6 +13313,7 @@
       <w:r>
         <w:rPr>
           <w:rFonts w:ascii="Consolas" w:hAnsi="Consolas"/>
+          <w:b w:val="0"/>
           <w:color w:val="111111"/>
           <w:sz w:val="21"/>
         </w:rPr>
@@ -12652,6 +13330,7 @@
       <w:r>
         <w:rPr>
           <w:rFonts w:ascii="Consolas" w:hAnsi="Consolas"/>
+          <w:b w:val="0"/>
           <w:color w:val="111111"/>
           <w:sz w:val="21"/>
         </w:rPr>
@@ -12734,6 +13413,7 @@
       <w:r>
         <w:rPr>
           <w:rFonts w:ascii="Consolas" w:hAnsi="Consolas"/>
+          <w:b w:val="0"/>
           <w:color w:val="111111"/>
           <w:sz w:val="21"/>
         </w:rPr>
@@ -12750,6 +13430,7 @@
       <w:r>
         <w:rPr>
           <w:rFonts w:ascii="Consolas" w:hAnsi="Consolas"/>
+          <w:b w:val="0"/>
           <w:color w:val="111111"/>
           <w:sz w:val="21"/>
         </w:rPr>
@@ -12766,6 +13447,7 @@
       <w:r>
         <w:rPr>
           <w:rFonts w:ascii="Consolas" w:hAnsi="Consolas"/>
+          <w:b w:val="0"/>
           <w:color w:val="111111"/>
           <w:sz w:val="21"/>
         </w:rPr>
@@ -12848,6 +13530,7 @@
       <w:r>
         <w:rPr>
           <w:rFonts w:ascii="Consolas" w:hAnsi="Consolas"/>
+          <w:b w:val="0"/>
           <w:color w:val="111111"/>
           <w:sz w:val="21"/>
         </w:rPr>
@@ -12864,6 +13547,7 @@
       <w:r>
         <w:rPr>
           <w:rFonts w:ascii="Consolas" w:hAnsi="Consolas"/>
+          <w:b w:val="0"/>
           <w:color w:val="111111"/>
           <w:sz w:val="21"/>
         </w:rPr>
@@ -12912,6 +13596,7 @@
       <w:r>
         <w:rPr>
           <w:rFonts w:ascii="Consolas" w:hAnsi="Consolas"/>
+          <w:b w:val="0"/>
           <w:color w:val="111111"/>
           <w:sz w:val="21"/>
         </w:rPr>
@@ -12946,6 +13631,7 @@
       <w:r>
         <w:rPr>
           <w:rFonts w:ascii="Consolas" w:hAnsi="Consolas"/>
+          <w:b w:val="0"/>
           <w:color w:val="111111"/>
           <w:sz w:val="21"/>
         </w:rPr>
@@ -12962,6 +13648,7 @@
       <w:r>
         <w:rPr>
           <w:rFonts w:ascii="Consolas" w:hAnsi="Consolas"/>
+          <w:b w:val="0"/>
           <w:color w:val="111111"/>
           <w:sz w:val="21"/>
         </w:rPr>
@@ -12978,6 +13665,7 @@
       <w:r>
         <w:rPr>
           <w:rFonts w:ascii="Consolas" w:hAnsi="Consolas"/>
+          <w:b w:val="0"/>
           <w:color w:val="111111"/>
           <w:sz w:val="21"/>
         </w:rPr>
@@ -12994,6 +13682,7 @@
       <w:r>
         <w:rPr>
           <w:rFonts w:ascii="Consolas" w:hAnsi="Consolas"/>
+          <w:b w:val="0"/>
           <w:color w:val="111111"/>
           <w:sz w:val="21"/>
         </w:rPr>
@@ -13010,6 +13699,7 @@
       <w:r>
         <w:rPr>
           <w:rFonts w:ascii="Consolas" w:hAnsi="Consolas"/>
+          <w:b w:val="0"/>
           <w:color w:val="111111"/>
           <w:sz w:val="21"/>
         </w:rPr>
@@ -13026,6 +13716,7 @@
       <w:r>
         <w:rPr>
           <w:rFonts w:ascii="Consolas" w:hAnsi="Consolas"/>
+          <w:b w:val="0"/>
           <w:color w:val="111111"/>
           <w:sz w:val="21"/>
         </w:rPr>
@@ -13124,6 +13815,7 @@
       <w:r>
         <w:rPr>
           <w:rFonts w:ascii="Consolas" w:hAnsi="Consolas"/>
+          <w:b w:val="0"/>
           <w:color w:val="111111"/>
           <w:sz w:val="21"/>
         </w:rPr>
@@ -13140,6 +13832,7 @@
       <w:r>
         <w:rPr>
           <w:rFonts w:ascii="Consolas" w:hAnsi="Consolas"/>
+          <w:b w:val="0"/>
           <w:color w:val="111111"/>
           <w:sz w:val="21"/>
         </w:rPr>
@@ -13233,7 +13926,24 @@
           <w:color w:val="4A4A49"/>
           <w:sz w:val="22"/>
         </w:rPr>
-        <w:t>2 pts — la decision del `UPDATE` condicional, con la frase defendible.</w:t>
+        <w:t xml:space="preserve">2 pts — la decision del </w:t>
+      </w:r>
+      <w:r>
+        <w:rPr>
+          <w:rFonts w:ascii="Consolas" w:hAnsi="Consolas"/>
+          <w:b/>
+          <w:color w:val="111111"/>
+          <w:sz w:val="21"/>
+        </w:rPr>
+        <w:t>UPDATE</w:t>
+      </w:r>
+      <w:r>
+        <w:rPr>
+          <w:b/>
+          <w:color w:val="4A4A49"/>
+          <w:sz w:val="22"/>
+        </w:rPr>
+        <w:t xml:space="preserve"> condicional, con la frase defendible.</w:t>
       </w:r>
       <w:r>
         <w:rPr>
@@ -13465,6 +14175,7 @@
       <w:r>
         <w:rPr>
           <w:rFonts w:ascii="Consolas" w:hAnsi="Consolas"/>
+          <w:b w:val="0"/>
           <w:color w:val="111111"/>
           <w:sz w:val="21"/>
         </w:rPr>
@@ -13604,7 +14315,24 @@
           <w:color w:val="4A4A49"/>
           <w:sz w:val="22"/>
         </w:rPr>
-        <w:t>¿Por que no puedo poner `COMMIT` dentro del procedimiento?</w:t>
+        <w:t xml:space="preserve">¿Por que no puedo poner </w:t>
+      </w:r>
+      <w:r>
+        <w:rPr>
+          <w:rFonts w:ascii="Consolas" w:hAnsi="Consolas"/>
+          <w:b/>
+          <w:color w:val="111111"/>
+          <w:sz w:val="21"/>
+        </w:rPr>
+        <w:t>COMMIT</w:t>
+      </w:r>
+      <w:r>
+        <w:rPr>
+          <w:b/>
+          <w:color w:val="4A4A49"/>
+          <w:sz w:val="22"/>
+        </w:rPr>
+        <w:t xml:space="preserve"> dentro del procedimiento?</w:t>
       </w:r>
     </w:p>
     <w:p>
@@ -13619,6 +14347,7 @@
       <w:r>
         <w:rPr>
           <w:rFonts w:ascii="Consolas" w:hAnsi="Consolas"/>
+          <w:b w:val="0"/>
           <w:color w:val="111111"/>
           <w:sz w:val="21"/>
         </w:rPr>
@@ -13651,6 +14380,7 @@
       <w:r>
         <w:rPr>
           <w:rFonts w:ascii="Consolas" w:hAnsi="Consolas"/>
+          <w:b w:val="0"/>
           <w:color w:val="111111"/>
           <w:sz w:val="21"/>
         </w:rPr>
@@ -13683,6 +14413,7 @@
       <w:r>
         <w:rPr>
           <w:rFonts w:ascii="Consolas" w:hAnsi="Consolas"/>
+          <w:b w:val="0"/>
           <w:color w:val="111111"/>
           <w:sz w:val="21"/>
         </w:rPr>
@@ -13720,13 +14451,48 @@
           <w:color w:val="4A4A49"/>
           <w:sz w:val="22"/>
         </w:rPr>
-        <w:t>¿Que es `GET DIAGNOSTICS` y por que no puedo usar `SQL%ROWCOUNT`?</w:t>
+        <w:t xml:space="preserve">¿Que es </w:t>
+      </w:r>
+      <w:r>
+        <w:rPr>
+          <w:rFonts w:ascii="Consolas" w:hAnsi="Consolas"/>
+          <w:b/>
+          <w:color w:val="111111"/>
+          <w:sz w:val="21"/>
+        </w:rPr>
+        <w:t>GET DIAGNOSTICS</w:t>
+      </w:r>
+      <w:r>
+        <w:rPr>
+          <w:b/>
+          <w:color w:val="4A4A49"/>
+          <w:sz w:val="22"/>
+        </w:rPr>
+        <w:t xml:space="preserve"> y por que no puedo usar </w:t>
+      </w:r>
+      <w:r>
+        <w:rPr>
+          <w:rFonts w:ascii="Consolas" w:hAnsi="Consolas"/>
+          <w:b/>
+          <w:color w:val="111111"/>
+          <w:sz w:val="21"/>
+        </w:rPr>
+        <w:t>SQL%ROWCOUNT</w:t>
+      </w:r>
+      <w:r>
+        <w:rPr>
+          <w:b/>
+          <w:color w:val="4A4A49"/>
+          <w:sz w:val="22"/>
+        </w:rPr>
+        <w:t>?</w:t>
       </w:r>
     </w:p>
     <w:p>
       <w:r>
         <w:rPr>
           <w:rFonts w:ascii="Consolas" w:hAnsi="Consolas"/>
+          <w:b w:val="0"/>
           <w:color w:val="111111"/>
           <w:sz w:val="21"/>
         </w:rPr>
@@ -13743,6 +14509,7 @@
       <w:r>
         <w:rPr>
           <w:rFonts w:ascii="Consolas" w:hAnsi="Consolas"/>
+          <w:b w:val="0"/>
           <w:color w:val="111111"/>
           <w:sz w:val="21"/>
         </w:rPr>
@@ -13775,6 +14542,7 @@
       <w:r>
         <w:rPr>
           <w:rFonts w:ascii="Consolas" w:hAnsi="Consolas"/>
+          <w:b w:val="0"/>
           <w:color w:val="111111"/>
           <w:sz w:val="21"/>
         </w:rPr>
@@ -13791,6 +14559,7 @@
       <w:r>
         <w:rPr>
           <w:rFonts w:ascii="Consolas" w:hAnsi="Consolas"/>
+          <w:b w:val="0"/>
           <w:color w:val="111111"/>
           <w:sz w:val="21"/>
         </w:rPr>
@@ -13828,7 +14597,41 @@
           <w:color w:val="4A4A49"/>
           <w:sz w:val="22"/>
         </w:rPr>
-        <w:t>¿Por que la condicion del stock va en el `WHERE` y no en un `IF` antes?</w:t>
+        <w:t xml:space="preserve">¿Por que la condicion del stock va en el </w:t>
+      </w:r>
+      <w:r>
+        <w:rPr>
+          <w:rFonts w:ascii="Consolas" w:hAnsi="Consolas"/>
+          <w:b/>
+          <w:color w:val="111111"/>
+          <w:sz w:val="21"/>
+        </w:rPr>
+        <w:t>WHERE</w:t>
+      </w:r>
+      <w:r>
+        <w:rPr>
+          <w:b/>
+          <w:color w:val="4A4A49"/>
+          <w:sz w:val="22"/>
+        </w:rPr>
+        <w:t xml:space="preserve"> y no en un </w:t>
+      </w:r>
+      <w:r>
+        <w:rPr>
+          <w:rFonts w:ascii="Consolas" w:hAnsi="Consolas"/>
+          <w:b/>
+          <w:color w:val="111111"/>
+          <w:sz w:val="21"/>
+        </w:rPr>
+        <w:t>IF</w:t>
+      </w:r>
+      <w:r>
+        <w:rPr>
+          <w:b/>
+          <w:color w:val="4A4A49"/>
+          <w:sz w:val="22"/>
+        </w:rPr>
+        <w:t xml:space="preserve"> antes?</w:t>
       </w:r>
     </w:p>
     <w:p>
@@ -13843,6 +14646,7 @@
       <w:r>
         <w:rPr>
           <w:rFonts w:ascii="Consolas" w:hAnsi="Consolas"/>
+          <w:b w:val="0"/>
           <w:color w:val="111111"/>
           <w:sz w:val="21"/>
         </w:rPr>
@@ -13891,6 +14695,7 @@
       <w:r>
         <w:rPr>
           <w:rFonts w:ascii="Consolas" w:hAnsi="Consolas"/>
+          <w:b w:val="0"/>
           <w:color w:val="111111"/>
           <w:sz w:val="21"/>
         </w:rPr>
@@ -13923,6 +14728,7 @@
       <w:r>
         <w:rPr>
           <w:rFonts w:ascii="Consolas" w:hAnsi="Consolas"/>
+          <w:b w:val="0"/>
           <w:color w:val="111111"/>
           <w:sz w:val="21"/>
         </w:rPr>
@@ -13939,6 +14745,7 @@
       <w:r>
         <w:rPr>
           <w:rFonts w:ascii="Consolas" w:hAnsi="Consolas"/>
+          <w:b w:val="0"/>
           <w:color w:val="111111"/>
           <w:sz w:val="21"/>
         </w:rPr>
@@ -13955,6 +14762,7 @@
       <w:r>
         <w:rPr>
           <w:rFonts w:ascii="Consolas" w:hAnsi="Consolas"/>
+          <w:b w:val="0"/>
           <w:color w:val="111111"/>
           <w:sz w:val="21"/>
         </w:rPr>
@@ -14007,6 +14815,7 @@
       <w:r>
         <w:rPr>
           <w:rFonts w:ascii="Consolas" w:hAnsi="Consolas"/>
+          <w:b w:val="0"/>
           <w:color w:val="111111"/>
           <w:sz w:val="21"/>
         </w:rPr>
@@ -14023,6 +14832,7 @@
       <w:r>
         <w:rPr>
           <w:rFonts w:ascii="Consolas" w:hAnsi="Consolas"/>
+          <w:b w:val="0"/>
           <w:color w:val="111111"/>
           <w:sz w:val="21"/>
         </w:rPr>
@@ -14071,6 +14881,7 @@
       <w:r>
         <w:rPr>
           <w:rFonts w:ascii="Consolas" w:hAnsi="Consolas"/>
+          <w:b w:val="0"/>
           <w:color w:val="111111"/>
           <w:sz w:val="21"/>
         </w:rPr>
@@ -14092,7 +14903,41 @@
           <w:color w:val="4A4A49"/>
           <w:sz w:val="22"/>
         </w:rPr>
-        <w:t>En la pregunta 3, ¿por que `FALSE` y no una excepcion, si en `sp_facturar` si lanzamos excepcion?</w:t>
+        <w:t xml:space="preserve">En la pregunta 3, ¿por que </w:t>
+      </w:r>
+      <w:r>
+        <w:rPr>
+          <w:rFonts w:ascii="Consolas" w:hAnsi="Consolas"/>
+          <w:b/>
+          <w:color w:val="111111"/>
+          <w:sz w:val="21"/>
+        </w:rPr>
+        <w:t>FALSE</w:t>
+      </w:r>
+      <w:r>
+        <w:rPr>
+          <w:b/>
+          <w:color w:val="4A4A49"/>
+          <w:sz w:val="22"/>
+        </w:rPr>
+        <w:t xml:space="preserve"> y no una excepcion, si en </w:t>
+      </w:r>
+      <w:r>
+        <w:rPr>
+          <w:rFonts w:ascii="Consolas" w:hAnsi="Consolas"/>
+          <w:b/>
+          <w:color w:val="111111"/>
+          <w:sz w:val="21"/>
+        </w:rPr>
+        <w:t>sp_facturar</w:t>
+      </w:r>
+      <w:r>
+        <w:rPr>
+          <w:b/>
+          <w:color w:val="4A4A49"/>
+          <w:sz w:val="22"/>
+        </w:rPr>
+        <w:t xml:space="preserve"> si lanzamos excepcion?</w:t>
       </w:r>
     </w:p>
     <w:p>
@@ -14123,6 +14968,7 @@
       <w:r>
         <w:rPr>
           <w:rFonts w:ascii="Consolas" w:hAnsi="Consolas"/>
+          <w:b w:val="0"/>
           <w:color w:val="111111"/>
           <w:sz w:val="21"/>
         </w:rPr>
@@ -14139,6 +14985,7 @@
       <w:r>
         <w:rPr>
           <w:rFonts w:ascii="Consolas" w:hAnsi="Consolas"/>
+          <w:b w:val="0"/>
           <w:color w:val="111111"/>
           <w:sz w:val="21"/>
         </w:rPr>
@@ -14171,6 +15018,7 @@
       <w:r>
         <w:rPr>
           <w:rFonts w:ascii="Consolas" w:hAnsi="Consolas"/>
+          <w:b w:val="0"/>
           <w:color w:val="111111"/>
           <w:sz w:val="21"/>
         </w:rPr>
@@ -14200,7 +15048,41 @@
           <w:color w:val="4A4A49"/>
           <w:sz w:val="22"/>
         </w:rPr>
-        <w:t>¿Una funcion puede hacer `UPDATE` y llamarse desde un `SELECT`?</w:t>
+        <w:t xml:space="preserve">¿Una funcion puede hacer </w:t>
+      </w:r>
+      <w:r>
+        <w:rPr>
+          <w:rFonts w:ascii="Consolas" w:hAnsi="Consolas"/>
+          <w:b/>
+          <w:color w:val="111111"/>
+          <w:sz w:val="21"/>
+        </w:rPr>
+        <w:t>UPDATE</w:t>
+      </w:r>
+      <w:r>
+        <w:rPr>
+          <w:b/>
+          <w:color w:val="4A4A49"/>
+          <w:sz w:val="22"/>
+        </w:rPr>
+        <w:t xml:space="preserve"> y llamarse desde un </w:t>
+      </w:r>
+      <w:r>
+        <w:rPr>
+          <w:rFonts w:ascii="Consolas" w:hAnsi="Consolas"/>
+          <w:b/>
+          <w:color w:val="111111"/>
+          <w:sz w:val="21"/>
+        </w:rPr>
+        <w:t>SELECT</w:t>
+      </w:r>
+      <w:r>
+        <w:rPr>
+          <w:b/>
+          <w:color w:val="4A4A49"/>
+          <w:sz w:val="22"/>
+        </w:rPr>
+        <w:t>?</w:t>
       </w:r>
     </w:p>
     <w:p>
@@ -14215,6 +15097,7 @@
       <w:r>
         <w:rPr>
           <w:rFonts w:ascii="Consolas" w:hAnsi="Consolas"/>
+          <w:b w:val="0"/>
           <w:color w:val="111111"/>
           <w:sz w:val="21"/>
         </w:rPr>
@@ -14247,6 +15130,7 @@
       <w:r>
         <w:rPr>
           <w:rFonts w:ascii="Consolas" w:hAnsi="Consolas"/>
+          <w:b w:val="0"/>
           <w:color w:val="111111"/>
           <w:sz w:val="21"/>
         </w:rPr>
@@ -14263,6 +15147,7 @@
       <w:r>
         <w:rPr>
           <w:rFonts w:ascii="Consolas" w:hAnsi="Consolas"/>
+          <w:b w:val="0"/>
           <w:color w:val="111111"/>
           <w:sz w:val="21"/>
         </w:rPr>
@@ -14279,6 +15164,7 @@
       <w:r>
         <w:rPr>
           <w:rFonts w:ascii="Consolas" w:hAnsi="Consolas"/>
+          <w:b w:val="0"/>
           <w:color w:val="111111"/>
           <w:sz w:val="21"/>
         </w:rPr>
@@ -14316,7 +15202,41 @@
           <w:color w:val="4A4A49"/>
           <w:sz w:val="22"/>
         </w:rPr>
-        <w:t>¿Para que sirve el `CHECK (stock &gt;= 0)` si el patron del `WHERE` ya lo evita?</w:t>
+        <w:t xml:space="preserve">¿Para que sirve el </w:t>
+      </w:r>
+      <w:r>
+        <w:rPr>
+          <w:rFonts w:ascii="Consolas" w:hAnsi="Consolas"/>
+          <w:b/>
+          <w:color w:val="111111"/>
+          <w:sz w:val="21"/>
+        </w:rPr>
+        <w:t>CHECK (stock &gt;= 0)</w:t>
+      </w:r>
+      <w:r>
+        <w:rPr>
+          <w:b/>
+          <w:color w:val="4A4A49"/>
+          <w:sz w:val="22"/>
+        </w:rPr>
+        <w:t xml:space="preserve"> si el patron del </w:t>
+      </w:r>
+      <w:r>
+        <w:rPr>
+          <w:rFonts w:ascii="Consolas" w:hAnsi="Consolas"/>
+          <w:b/>
+          <w:color w:val="111111"/>
+          <w:sz w:val="21"/>
+        </w:rPr>
+        <w:t>WHERE</w:t>
+      </w:r>
+      <w:r>
+        <w:rPr>
+          <w:b/>
+          <w:color w:val="4A4A49"/>
+          <w:sz w:val="22"/>
+        </w:rPr>
+        <w:t xml:space="preserve"> ya lo evita?</w:t>
       </w:r>
     </w:p>
     <w:p>
@@ -14331,6 +15251,7 @@
       <w:r>
         <w:rPr>
           <w:rFonts w:ascii="Consolas" w:hAnsi="Consolas"/>
+          <w:b w:val="0"/>
           <w:color w:val="111111"/>
           <w:sz w:val="21"/>
         </w:rPr>
@@ -14363,6 +15284,7 @@
       <w:r>
         <w:rPr>
           <w:rFonts w:ascii="Consolas" w:hAnsi="Consolas"/>
+          <w:b w:val="0"/>
           <w:color w:val="111111"/>
           <w:sz w:val="21"/>
         </w:rPr>
@@ -14379,6 +15301,7 @@
       <w:r>
         <w:rPr>
           <w:rFonts w:ascii="Consolas" w:hAnsi="Consolas"/>
+          <w:b w:val="0"/>
           <w:color w:val="111111"/>
           <w:sz w:val="21"/>
         </w:rPr>
@@ -14411,6 +15334,7 @@
       <w:r>
         <w:rPr>
           <w:rFonts w:ascii="Consolas" w:hAnsi="Consolas"/>
+          <w:b w:val="0"/>
           <w:color w:val="111111"/>
           <w:sz w:val="21"/>
         </w:rPr>
@@ -14427,6 +15351,7 @@
       <w:r>
         <w:rPr>
           <w:rFonts w:ascii="Consolas" w:hAnsi="Consolas"/>
+          <w:b w:val="0"/>
           <w:color w:val="111111"/>
           <w:sz w:val="21"/>
         </w:rPr>
@@ -14448,7 +15373,24 @@
           <w:color w:val="4A4A49"/>
           <w:sz w:val="22"/>
         </w:rPr>
-        <w:t>¿Por que el `DO $$ ... EXCEPTION ... END $$` permite que el script siga despues del error?</w:t>
+        <w:t xml:space="preserve">¿Por que el </w:t>
+      </w:r>
+      <w:r>
+        <w:rPr>
+          <w:rFonts w:ascii="Consolas" w:hAnsi="Consolas"/>
+          <w:b/>
+          <w:color w:val="111111"/>
+          <w:sz w:val="21"/>
+        </w:rPr>
+        <w:t>DO $$ ... EXCEPTION ... END $$</w:t>
+      </w:r>
+      <w:r>
+        <w:rPr>
+          <w:b/>
+          <w:color w:val="4A4A49"/>
+          <w:sz w:val="22"/>
+        </w:rPr>
+        <w:t xml:space="preserve"> permite que el script siga despues del error?</w:t>
       </w:r>
     </w:p>
     <w:p>
@@ -14463,6 +15405,7 @@
       <w:r>
         <w:rPr>
           <w:rFonts w:ascii="Consolas" w:hAnsi="Consolas"/>
+          <w:b w:val="0"/>
           <w:color w:val="111111"/>
           <w:sz w:val="21"/>
         </w:rPr>
@@ -14495,6 +15438,7 @@
       <w:r>
         <w:rPr>
           <w:rFonts w:ascii="Consolas" w:hAnsi="Consolas"/>
+          <w:b w:val="0"/>
           <w:color w:val="111111"/>
           <w:sz w:val="21"/>
         </w:rPr>
@@ -14527,6 +15471,7 @@
       <w:r>
         <w:rPr>
           <w:rFonts w:ascii="Consolas" w:hAnsi="Consolas"/>
+          <w:b w:val="0"/>
           <w:color w:val="111111"/>
           <w:sz w:val="21"/>
         </w:rPr>
@@ -14543,6 +15488,7 @@
       <w:r>
         <w:rPr>
           <w:rFonts w:ascii="Consolas" w:hAnsi="Consolas"/>
+          <w:b w:val="0"/>
           <w:color w:val="111111"/>
           <w:sz w:val="21"/>
         </w:rPr>
@@ -14559,6 +15505,7 @@
       <w:r>
         <w:rPr>
           <w:rFonts w:ascii="Consolas" w:hAnsi="Consolas"/>
+          <w:b w:val="0"/>
           <w:color w:val="111111"/>
           <w:sz w:val="21"/>
         </w:rPr>
@@ -14601,6 +15548,7 @@
       <w:r>
         <w:rPr>
           <w:rFonts w:ascii="Consolas" w:hAnsi="Consolas"/>
+          <w:b w:val="0"/>
           <w:color w:val="111111"/>
           <w:sz w:val="21"/>
         </w:rPr>
@@ -14617,6 +15565,7 @@
       <w:r>
         <w:rPr>
           <w:rFonts w:ascii="Consolas" w:hAnsi="Consolas"/>
+          <w:b w:val="0"/>
           <w:color w:val="111111"/>
           <w:sz w:val="21"/>
         </w:rPr>
@@ -14633,6 +15582,7 @@
       <w:r>
         <w:rPr>
           <w:rFonts w:ascii="Consolas" w:hAnsi="Consolas"/>
+          <w:b w:val="0"/>
           <w:color w:val="111111"/>
           <w:sz w:val="21"/>
         </w:rPr>
@@ -14713,6 +15663,7 @@
       <w:r>
         <w:rPr>
           <w:rFonts w:ascii="Consolas" w:hAnsi="Consolas"/>
+          <w:b w:val="0"/>
           <w:color w:val="111111"/>
           <w:sz w:val="21"/>
         </w:rPr>
@@ -14729,6 +15680,7 @@
       <w:r>
         <w:rPr>
           <w:rFonts w:ascii="Consolas" w:hAnsi="Consolas"/>
+          <w:b w:val="0"/>
           <w:color w:val="111111"/>
           <w:sz w:val="21"/>
         </w:rPr>
@@ -14745,6 +15697,7 @@
       <w:r>
         <w:rPr>
           <w:rFonts w:ascii="Consolas" w:hAnsi="Consolas"/>
+          <w:b w:val="0"/>
           <w:color w:val="111111"/>
           <w:sz w:val="21"/>
         </w:rPr>
@@ -14821,11 +15774,12 @@
       </w:r>
       <w:r>
         <w:rPr>
+          <w:rFonts w:ascii="Consolas" w:hAnsi="Consolas"/>
           <w:b/>
-          <w:color w:val="4A4A49"/>
-          <w:sz w:val="22"/>
-        </w:rPr>
-        <w:t>`f`</w:t>
+          <w:color w:val="111111"/>
+          <w:sz w:val="21"/>
+        </w:rPr>
+        <w:t>f</w:t>
       </w:r>
       <w:r>
         <w:rPr>
@@ -14854,6 +15808,7 @@
       <w:r>
         <w:rPr>
           <w:rFonts w:ascii="Consolas" w:hAnsi="Consolas"/>
+          <w:b w:val="0"/>
           <w:color w:val="111111"/>
           <w:sz w:val="21"/>
         </w:rPr>
@@ -14915,6 +15870,7 @@
       <w:r>
         <w:rPr>
           <w:rFonts w:ascii="Consolas" w:hAnsi="Consolas"/>
+          <w:b w:val="0"/>
           <w:color w:val="111111"/>
           <w:sz w:val="21"/>
         </w:rPr>
@@ -14931,6 +15887,7 @@
       <w:r>
         <w:rPr>
           <w:rFonts w:ascii="Consolas" w:hAnsi="Consolas"/>
+          <w:b w:val="0"/>
           <w:color w:val="111111"/>
           <w:sz w:val="21"/>
         </w:rPr>
@@ -14947,6 +15904,7 @@
       <w:r>
         <w:rPr>
           <w:rFonts w:ascii="Consolas" w:hAnsi="Consolas"/>
+          <w:b w:val="0"/>
           <w:color w:val="111111"/>
           <w:sz w:val="21"/>
         </w:rPr>
